--- a/ADG/02장/2장_실습문제_추가서술형_정답.docx
+++ b/ADG/02장/2장_실습문제_추가서술형_정답.docx
@@ -61,7 +61,22 @@
           <w:rFonts w:ascii="맑은 고딕" w:hAnsi="맑은 고딕" w:eastAsia="맑은 고딕"/>
           <w:sz w:val="21"/>
         </w:rPr>
-        <w:t>앞의 두 모드가 커밋 조건이 같다는 사실은 실무적으로 중요하다. **정상 운영 중에는 두 모드의 보호 수준이 동일하다**는 뜻이기 때문이다. 차이는 오직 장애 상황에서만 드러난다. 따라서 "무손실이 필요하다"는 요구는 대부분 Maximum Availability로 충족되며, Maximum Protection이 추가로 제공하는 것은 "어떤 경우에도 예외를 두지 않겠다"는 보장뿐이다. 그 보장의 대가가 서비스 정지이므로, 계약 문구로 무손실이 요구되는 경우가 아니라면 Availability가 합리적인 선택이다.</w:t>
+        <w:t xml:space="preserve">앞의 두 모드가 커밋 조건이 같다는 사실은 실무적으로 중요하다. </w:t>
+      </w:r>
+      <w:r>
+        <w:rPr>
+          <w:rFonts w:ascii="맑은 고딕" w:hAnsi="맑은 고딕" w:eastAsia="맑은 고딕"/>
+          <w:b/>
+          <w:sz w:val="21"/>
+        </w:rPr>
+        <w:t xml:space="preserve">정상 운영 중에는 두 모드의 보호 수준이 동일하다</w:t>
+      </w:r>
+      <w:r>
+        <w:rPr>
+          <w:rFonts w:ascii="맑은 고딕" w:hAnsi="맑은 고딕" w:eastAsia="맑은 고딕"/>
+          <w:sz w:val="21"/>
+        </w:rPr>
+        <w:t xml:space="preserve">는 뜻이기 때문이다. 차이는 오직 장애 상황에서만 드러난다. 따라서 "무손실이 필요하다"는 요구는 대부분 Maximum Availability로 충족되며, Maximum Protection이 추가로 제공하는 것은 "어떤 경우에도 예외를 두지 않겠다"는 보장뿐이다. 그 보장의 대가가 서비스 정지이므로, 계약 문구로 무손실이 요구되는 경우가 아니라면 Availability가 합리적인 선택이다.</w:t>
       </w:r>
     </w:p>
     <w:p>
@@ -95,19 +110,201 @@
     <w:p>
       <w:r>
         <w:rPr>
-          <w:rFonts w:ascii="맑은 고딕" w:hAnsi="맑은 고딕" w:eastAsia="맑은 고딕"/>
-          <w:sz w:val="21"/>
-        </w:rPr>
-        <w:t>`SERVICE=boston`은 리두를 보낼 대상이며 tnsnames.ora의 넷 서비스 이름이다. `V$ARCHIVE_DEST`의 `DESTINATION` 열에 그대로 나타난다. `ASYNC`/`SYNC`는 전송 방식으로 `TRANSMIT_MODE` 열에 대응하며, 실측에서 ASYNC일 때 ASYNCHRONOUS, SYNC일 때 PARALLELSYNC로 나타났다. `AFFIRM`/`NOAFFIRM`은 `AFFIRM` 열에 YES/NO로 나타난다.</w:t>
+          <w:rFonts w:ascii="Consolas" w:hAnsi="Consolas" w:eastAsia="맑은 고딕"/>
+          <w:sz w:val="21"/>
+        </w:rPr>
+        <w:t xml:space="preserve">SERVICE=boston</w:t>
+      </w:r>
+      <w:r>
+        <w:rPr>
+          <w:rFonts w:ascii="맑은 고딕" w:hAnsi="맑은 고딕" w:eastAsia="맑은 고딕"/>
+          <w:sz w:val="21"/>
+        </w:rPr>
+        <w:t xml:space="preserve">은 리두를 보낼 대상이며 tnsnames.ora의 넷 서비스 이름이다. </w:t>
+      </w:r>
+      <w:r>
+        <w:rPr>
+          <w:rFonts w:ascii="Consolas" w:hAnsi="Consolas" w:eastAsia="맑은 고딕"/>
+          <w:sz w:val="21"/>
+        </w:rPr>
+        <w:t xml:space="preserve">V$ARCHIVE_DEST</w:t>
+      </w:r>
+      <w:r>
+        <w:rPr>
+          <w:rFonts w:ascii="맑은 고딕" w:hAnsi="맑은 고딕" w:eastAsia="맑은 고딕"/>
+          <w:sz w:val="21"/>
+        </w:rPr>
+        <w:t xml:space="preserve">의 </w:t>
+      </w:r>
+      <w:r>
+        <w:rPr>
+          <w:rFonts w:ascii="Consolas" w:hAnsi="Consolas" w:eastAsia="맑은 고딕"/>
+          <w:sz w:val="21"/>
+        </w:rPr>
+        <w:t xml:space="preserve">DESTINATION</w:t>
+      </w:r>
+      <w:r>
+        <w:rPr>
+          <w:rFonts w:ascii="맑은 고딕" w:hAnsi="맑은 고딕" w:eastAsia="맑은 고딕"/>
+          <w:sz w:val="21"/>
+        </w:rPr>
+        <w:t xml:space="preserve"> 열에 그대로 나타난다. </w:t>
+      </w:r>
+      <w:r>
+        <w:rPr>
+          <w:rFonts w:ascii="Consolas" w:hAnsi="Consolas" w:eastAsia="맑은 고딕"/>
+          <w:sz w:val="21"/>
+        </w:rPr>
+        <w:t xml:space="preserve">ASYNC</w:t>
+      </w:r>
+      <w:r>
+        <w:rPr>
+          <w:rFonts w:ascii="맑은 고딕" w:hAnsi="맑은 고딕" w:eastAsia="맑은 고딕"/>
+          <w:sz w:val="21"/>
+        </w:rPr>
+        <w:t xml:space="preserve">/</w:t>
+      </w:r>
+      <w:r>
+        <w:rPr>
+          <w:rFonts w:ascii="Consolas" w:hAnsi="Consolas" w:eastAsia="맑은 고딕"/>
+          <w:sz w:val="21"/>
+        </w:rPr>
+        <w:t xml:space="preserve">SYNC</w:t>
+      </w:r>
+      <w:r>
+        <w:rPr>
+          <w:rFonts w:ascii="맑은 고딕" w:hAnsi="맑은 고딕" w:eastAsia="맑은 고딕"/>
+          <w:sz w:val="21"/>
+        </w:rPr>
+        <w:t xml:space="preserve">는 전송 방식으로 </w:t>
+      </w:r>
+      <w:r>
+        <w:rPr>
+          <w:rFonts w:ascii="Consolas" w:hAnsi="Consolas" w:eastAsia="맑은 고딕"/>
+          <w:sz w:val="21"/>
+        </w:rPr>
+        <w:t xml:space="preserve">TRANSMIT_MODE</w:t>
+      </w:r>
+      <w:r>
+        <w:rPr>
+          <w:rFonts w:ascii="맑은 고딕" w:hAnsi="맑은 고딕" w:eastAsia="맑은 고딕"/>
+          <w:sz w:val="21"/>
+        </w:rPr>
+        <w:t xml:space="preserve"> 열에 대응하며, 실측에서 ASYNC일 때 ASYNCHRONOUS, SYNC일 때 PARALLELSYNC로 나타났다. </w:t>
+      </w:r>
+      <w:r>
+        <w:rPr>
+          <w:rFonts w:ascii="Consolas" w:hAnsi="Consolas" w:eastAsia="맑은 고딕"/>
+          <w:sz w:val="21"/>
+        </w:rPr>
+        <w:t xml:space="preserve">AFFIRM</w:t>
+      </w:r>
+      <w:r>
+        <w:rPr>
+          <w:rFonts w:ascii="맑은 고딕" w:hAnsi="맑은 고딕" w:eastAsia="맑은 고딕"/>
+          <w:sz w:val="21"/>
+        </w:rPr>
+        <w:t xml:space="preserve">/</w:t>
+      </w:r>
+      <w:r>
+        <w:rPr>
+          <w:rFonts w:ascii="Consolas" w:hAnsi="Consolas" w:eastAsia="맑은 고딕"/>
+          <w:sz w:val="21"/>
+        </w:rPr>
+        <w:t xml:space="preserve">NOAFFIRM</w:t>
+      </w:r>
+      <w:r>
+        <w:rPr>
+          <w:rFonts w:ascii="맑은 고딕" w:hAnsi="맑은 고딕" w:eastAsia="맑은 고딕"/>
+          <w:sz w:val="21"/>
+        </w:rPr>
+        <w:t xml:space="preserve">은 </w:t>
+      </w:r>
+      <w:r>
+        <w:rPr>
+          <w:rFonts w:ascii="Consolas" w:hAnsi="Consolas" w:eastAsia="맑은 고딕"/>
+          <w:sz w:val="21"/>
+        </w:rPr>
+        <w:t xml:space="preserve">AFFIRM</w:t>
+      </w:r>
+      <w:r>
+        <w:rPr>
+          <w:rFonts w:ascii="맑은 고딕" w:hAnsi="맑은 고딕" w:eastAsia="맑은 고딕"/>
+          <w:sz w:val="21"/>
+        </w:rPr>
+        <w:t xml:space="preserve"> 열에 YES/NO로 나타난다.</w:t>
       </w:r>
     </w:p>
     <w:p>
       <w:r>
         <w:rPr>
-          <w:rFonts w:ascii="맑은 고딕" w:hAnsi="맑은 고딕" w:eastAsia="맑은 고딕"/>
-          <w:sz w:val="21"/>
-        </w:rPr>
-        <w:t>`VALID_FOR=(로그유형, 역할)`은 두 열로 갈린다. 앞의 로그 유형이 `VALID_TYPE`(예: ONLINE_LOGFILE), 뒤의 역할이 `VALID_ROLE`(예: PRIMARY_ROLE)이다. 그리고 이 두 값이 현재 상황과 맞는지를 `VALID_NOW`가 YES 또는 WRONG VALID_ROLE 등으로 알려 준다. `DB_UNIQUE_NAME=boston`은 목적지 데이터베이스의 고유 이름으로 오배송을 막는 검증용이며 별도 열로 표시되지 않는다.</w:t>
+          <w:rFonts w:ascii="Consolas" w:hAnsi="Consolas" w:eastAsia="맑은 고딕"/>
+          <w:sz w:val="21"/>
+        </w:rPr>
+        <w:t xml:space="preserve">VALID_FOR=(로그유형, 역할)</w:t>
+      </w:r>
+      <w:r>
+        <w:rPr>
+          <w:rFonts w:ascii="맑은 고딕" w:hAnsi="맑은 고딕" w:eastAsia="맑은 고딕"/>
+          <w:sz w:val="21"/>
+        </w:rPr>
+        <w:t xml:space="preserve">은 두 열로 갈린다. 앞의 로그 유형이 </w:t>
+      </w:r>
+      <w:r>
+        <w:rPr>
+          <w:rFonts w:ascii="Consolas" w:hAnsi="Consolas" w:eastAsia="맑은 고딕"/>
+          <w:sz w:val="21"/>
+        </w:rPr>
+        <w:t xml:space="preserve">VALID_TYPE</w:t>
+      </w:r>
+      <w:r>
+        <w:rPr>
+          <w:rFonts w:ascii="맑은 고딕" w:hAnsi="맑은 고딕" w:eastAsia="맑은 고딕"/>
+          <w:sz w:val="21"/>
+        </w:rPr>
+        <w:t xml:space="preserve">(예: ONLINE_LOGFILE), 뒤의 역할이 </w:t>
+      </w:r>
+      <w:r>
+        <w:rPr>
+          <w:rFonts w:ascii="Consolas" w:hAnsi="Consolas" w:eastAsia="맑은 고딕"/>
+          <w:sz w:val="21"/>
+        </w:rPr>
+        <w:t xml:space="preserve">VALID_ROLE</w:t>
+      </w:r>
+      <w:r>
+        <w:rPr>
+          <w:rFonts w:ascii="맑은 고딕" w:hAnsi="맑은 고딕" w:eastAsia="맑은 고딕"/>
+          <w:sz w:val="21"/>
+        </w:rPr>
+        <w:t xml:space="preserve">(예: PRIMARY_ROLE)이다. 그리고 이 두 값이 현재 상황과 맞는지를 </w:t>
+      </w:r>
+      <w:r>
+        <w:rPr>
+          <w:rFonts w:ascii="Consolas" w:hAnsi="Consolas" w:eastAsia="맑은 고딕"/>
+          <w:sz w:val="21"/>
+        </w:rPr>
+        <w:t xml:space="preserve">VALID_NOW</w:t>
+      </w:r>
+      <w:r>
+        <w:rPr>
+          <w:rFonts w:ascii="맑은 고딕" w:hAnsi="맑은 고딕" w:eastAsia="맑은 고딕"/>
+          <w:sz w:val="21"/>
+        </w:rPr>
+        <w:t xml:space="preserve">가 YES 또는 WRONG VALID_ROLE 등으로 알려 준다. </w:t>
+      </w:r>
+      <w:r>
+        <w:rPr>
+          <w:rFonts w:ascii="Consolas" w:hAnsi="Consolas" w:eastAsia="맑은 고딕"/>
+          <w:sz w:val="21"/>
+        </w:rPr>
+        <w:t xml:space="preserve">DB_UNIQUE_NAME=boston</w:t>
+      </w:r>
+      <w:r>
+        <w:rPr>
+          <w:rFonts w:ascii="맑은 고딕" w:hAnsi="맑은 고딕" w:eastAsia="맑은 고딕"/>
+          <w:sz w:val="21"/>
+        </w:rPr>
+        <w:t xml:space="preserve">은 목적지 데이터베이스의 고유 이름으로 오배송을 막는 검증용이며 별도 열로 표시되지 않는다.</w:t>
       </w:r>
     </w:p>
     <w:p>
@@ -150,10 +347,31 @@
     <w:p>
       <w:r>
         <w:rPr>
-          <w:rFonts w:ascii="맑은 고딕" w:hAnsi="맑은 고딕" w:eastAsia="맑은 고딕"/>
-          <w:sz w:val="21"/>
-        </w:rPr>
-        <w:t>`PROTECTION_MODE`는 설정한 모드이고 `PROTECTION_LEVEL`은 지금 실제로 달성 중인 수준이다. 둘이 별도인 이유는 설정과 실제가 어긋날 수 있기 때문이며, 그 어긋남을 감지하는 것이 운영의 핵심이다.</w:t>
+          <w:rFonts w:ascii="Consolas" w:hAnsi="Consolas" w:eastAsia="맑은 고딕"/>
+          <w:sz w:val="21"/>
+        </w:rPr>
+        <w:t xml:space="preserve">PROTECTION_MODE</w:t>
+      </w:r>
+      <w:r>
+        <w:rPr>
+          <w:rFonts w:ascii="맑은 고딕" w:hAnsi="맑은 고딕" w:eastAsia="맑은 고딕"/>
+          <w:sz w:val="21"/>
+        </w:rPr>
+        <w:t xml:space="preserve">는 설정한 모드이고 </w:t>
+      </w:r>
+      <w:r>
+        <w:rPr>
+          <w:rFonts w:ascii="Consolas" w:hAnsi="Consolas" w:eastAsia="맑은 고딕"/>
+          <w:sz w:val="21"/>
+        </w:rPr>
+        <w:t xml:space="preserve">PROTECTION_LEVEL</w:t>
+      </w:r>
+      <w:r>
+        <w:rPr>
+          <w:rFonts w:ascii="맑은 고딕" w:hAnsi="맑은 고딕" w:eastAsia="맑은 고딕"/>
+          <w:sz w:val="21"/>
+        </w:rPr>
+        <w:t xml:space="preserve">은 지금 실제로 달성 중인 수준이다. 둘이 별도인 이유는 설정과 실제가 어긋날 수 있기 때문이며, 그 어긋남을 감지하는 것이 운영의 핵심이다.</w:t>
       </w:r>
     </w:p>
     <w:p>
@@ -162,7 +380,35 @@
           <w:rFonts w:ascii="맑은 고딕" w:hAnsi="맑은 고딕" w:eastAsia="맑은 고딕"/>
           <w:sz w:val="21"/>
         </w:rPr>
-        <w:t>실측이 이를 보여 준다. 목적지가 ASYNC인 상태에서 `ALTER DATABASE SET STANDBY DATABASE TO MAXIMIZE AVAILABILITY`를 실행하자 "Database altered"로 성공했지만 `PROTECTION_LEVEL`은 RESYNCHRONIZATION이었다. Maximum Availability는 동기 전송을 요구하는데 목적지가 비동기였기 때문이다. 목적지를 SYNC AFFIRM으로 바꾸고 다시 설정하자 비로소 두 값이 일치했다.</w:t>
+        <w:t xml:space="preserve">실측이 이를 보여 준다. 목적지가 ASYNC인 상태에서 </w:t>
+      </w:r>
+      <w:r>
+        <w:rPr>
+          <w:rFonts w:ascii="Consolas" w:hAnsi="Consolas" w:eastAsia="맑은 고딕"/>
+          <w:sz w:val="21"/>
+        </w:rPr>
+        <w:t xml:space="preserve">ALTER DATABASE SET STANDBY DATABASE TO MAXIMIZE AVAILABILITY</w:t>
+      </w:r>
+      <w:r>
+        <w:rPr>
+          <w:rFonts w:ascii="맑은 고딕" w:hAnsi="맑은 고딕" w:eastAsia="맑은 고딕"/>
+          <w:sz w:val="21"/>
+        </w:rPr>
+        <w:t xml:space="preserve">를 실행하자 "Database altered"로 성공했지만 </w:t>
+      </w:r>
+      <w:r>
+        <w:rPr>
+          <w:rFonts w:ascii="Consolas" w:hAnsi="Consolas" w:eastAsia="맑은 고딕"/>
+          <w:sz w:val="21"/>
+        </w:rPr>
+        <w:t xml:space="preserve">PROTECTION_LEVEL</w:t>
+      </w:r>
+      <w:r>
+        <w:rPr>
+          <w:rFonts w:ascii="맑은 고딕" w:hAnsi="맑은 고딕" w:eastAsia="맑은 고딕"/>
+          <w:sz w:val="21"/>
+        </w:rPr>
+        <w:t xml:space="preserve">은 RESYNCHRONIZATION이었다. Maximum Availability는 동기 전송을 요구하는데 목적지가 비동기였기 때문이다. 목적지를 SYNC AFFIRM으로 바꾸고 다시 설정하자 비로소 두 값이 일치했다.</w:t>
       </w:r>
     </w:p>
     <w:p>
@@ -171,7 +417,36 @@
           <w:rFonts w:ascii="맑은 고딕" w:hAnsi="맑은 고딕" w:eastAsia="맑은 고딕"/>
           <w:sz w:val="21"/>
         </w:rPr>
-        <w:t>여기서 얻을 원칙은 분명하다. **명령이 성공했다는 것은 "설정이 받아들여졌다"는 뜻이지 "그 수준으로 운영된다"는 뜻이 아니다.** 이 구분을 놓치면 운영자는 무손실 구성이라 믿는데 실제로는 아닌 상태가 된다. 보호 모드를 바꿀 때마다 `PROTECTION_LEVEL`을 확인하는 절차를 반드시 넣어야 한다.</w:t>
+        <w:t xml:space="preserve">여기서 얻을 원칙은 분명하다. </w:t>
+      </w:r>
+      <w:r>
+        <w:rPr>
+          <w:rFonts w:ascii="맑은 고딕" w:hAnsi="맑은 고딕" w:eastAsia="맑은 고딕"/>
+          <w:b/>
+          <w:sz w:val="21"/>
+        </w:rPr>
+        <w:t xml:space="preserve">명령이 성공했다는 것은 "설정이 받아들여졌다"는 뜻이지 "그 수준으로 운영된다"는 뜻이 아니다.</w:t>
+      </w:r>
+      <w:r>
+        <w:rPr>
+          <w:rFonts w:ascii="맑은 고딕" w:hAnsi="맑은 고딕" w:eastAsia="맑은 고딕"/>
+          <w:sz w:val="21"/>
+        </w:rPr>
+        <w:t xml:space="preserve"> 이 구분을 놓치면 운영자는 무손실 구성이라 믿는데 실제로는 아닌 상태가 된다. 보호 모드를 바꿀 때마다 </w:t>
+      </w:r>
+      <w:r>
+        <w:rPr>
+          <w:rFonts w:ascii="Consolas" w:hAnsi="Consolas" w:eastAsia="맑은 고딕"/>
+          <w:sz w:val="21"/>
+        </w:rPr>
+        <w:t xml:space="preserve">PROTECTION_LEVEL</w:t>
+      </w:r>
+      <w:r>
+        <w:rPr>
+          <w:rFonts w:ascii="맑은 고딕" w:hAnsi="맑은 고딕" w:eastAsia="맑은 고딕"/>
+          <w:sz w:val="21"/>
+        </w:rPr>
+        <w:t xml:space="preserve">을 확인하는 절차를 반드시 넣어야 한다.</w:t>
       </w:r>
     </w:p>
     <w:p>
@@ -206,36 +481,82 @@
       <w:r>
         <w:rPr>
           <w:rFonts w:ascii="맑은 고딕" w:hAnsi="맑은 고딕" w:eastAsia="맑은 고딕"/>
-          <w:sz w:val="21"/>
-        </w:rPr>
-        <w:t>**커밋 응답시간**: SYNC는 Primary–Standby 네트워크 왕복이 그대로 더해지며, AFFIRM이면 Standby의 SRL 디스크 기록까지 기다린다. 같은 데이터센터라면 1밀리초 미만이지만 원거리라면 수 밀리초에서 수십 밀리초가 된다. ASYNC는 로컬 기록만으로 커밋하므로 영향이 없다.</w:t>
+          <w:b/>
+          <w:sz w:val="21"/>
+        </w:rPr>
+        <w:t xml:space="preserve">커밋 응답시간</w:t>
+      </w:r>
+      <w:r>
+        <w:rPr>
+          <w:rFonts w:ascii="맑은 고딕" w:hAnsi="맑은 고딕" w:eastAsia="맑은 고딕"/>
+          <w:sz w:val="21"/>
+        </w:rPr>
+        <w:t xml:space="preserve">: SYNC는 Primary–Standby 네트워크 왕복이 그대로 더해지며, AFFIRM이면 Standby의 SRL 디스크 기록까지 기다린다. 같은 데이터센터라면 1밀리초 미만이지만 원거리라면 수 밀리초에서 수십 밀리초가 된다. ASYNC는 로컬 기록만으로 커밋하므로 영향이 없다.</w:t>
       </w:r>
     </w:p>
     <w:p>
       <w:r>
         <w:rPr>
           <w:rFonts w:ascii="맑은 고딕" w:hAnsi="맑은 고딕" w:eastAsia="맑은 고딕"/>
-          <w:sz w:val="21"/>
-        </w:rPr>
-        <w:t>**데이터 손실**: SYNC는 조건이 충족되는 한 손실이 없다. ASYNC는 아직 전송되지 못한 리두만큼 손실 가능성이 있으며, 그 양은 `V$DATAGUARD_STATS`의 transport lag로 가늠한다.</w:t>
+          <w:b/>
+          <w:sz w:val="21"/>
+        </w:rPr>
+        <w:t xml:space="preserve">데이터 손실</w:t>
+      </w:r>
+      <w:r>
+        <w:rPr>
+          <w:rFonts w:ascii="맑은 고딕" w:hAnsi="맑은 고딕" w:eastAsia="맑은 고딕"/>
+          <w:sz w:val="21"/>
+        </w:rPr>
+        <w:t xml:space="preserve">: SYNC는 조건이 충족되는 한 손실이 없다. ASYNC는 아직 전송되지 못한 리두만큼 손실 가능성이 있으며, 그 양은 </w:t>
+      </w:r>
+      <w:r>
+        <w:rPr>
+          <w:rFonts w:ascii="Consolas" w:hAnsi="Consolas" w:eastAsia="맑은 고딕"/>
+          <w:sz w:val="21"/>
+        </w:rPr>
+        <w:t xml:space="preserve">V$DATAGUARD_STATS</w:t>
+      </w:r>
+      <w:r>
+        <w:rPr>
+          <w:rFonts w:ascii="맑은 고딕" w:hAnsi="맑은 고딕" w:eastAsia="맑은 고딕"/>
+          <w:sz w:val="21"/>
+        </w:rPr>
+        <w:t xml:space="preserve">의 transport lag로 가늠한다.</w:t>
       </w:r>
     </w:p>
     <w:p>
       <w:r>
         <w:rPr>
           <w:rFonts w:ascii="맑은 고딕" w:hAnsi="맑은 고딕" w:eastAsia="맑은 고딕"/>
-          <w:sz w:val="21"/>
-        </w:rPr>
-        <w:t>**Standby 장애 영향**: SYNC는 보호 모드에 따라 Primary가 멈출 수 있다. Maximum Protection이면 인스턴스 종료, Maximum Availability면 비동기화 모드로 하향이다. ASYNC는 영향이 없다.</w:t>
+          <w:b/>
+          <w:sz w:val="21"/>
+        </w:rPr>
+        <w:t xml:space="preserve">Standby 장애 영향</w:t>
+      </w:r>
+      <w:r>
+        <w:rPr>
+          <w:rFonts w:ascii="맑은 고딕" w:hAnsi="맑은 고딕" w:eastAsia="맑은 고딕"/>
+          <w:sz w:val="21"/>
+        </w:rPr>
+        <w:t xml:space="preserve">: SYNC는 보호 모드에 따라 Primary가 멈출 수 있다. Maximum Protection이면 인스턴스 종료, Maximum Availability면 비동기화 모드로 하향이다. ASYNC는 영향이 없다.</w:t>
       </w:r>
     </w:p>
     <w:p>
       <w:r>
         <w:rPr>
           <w:rFonts w:ascii="맑은 고딕" w:hAnsi="맑은 고딕" w:eastAsia="맑은 고딕"/>
-          <w:sz w:val="21"/>
-        </w:rPr>
-        <w:t>**담당 프로세스**: SYNC는 NSSn(Network Server SYNC)이 담당하며 LGWR이 응답을 기다린다. ASYNC는 TTnn 슬레이브가 독립적으로 처리하고 LGWR은 관여하지 않는다. 실측에서 SYNC로 바꾸자 NSS2가 뜨고 TT02·TT04가 CLOSING으로 물러났다.</w:t>
+          <w:b/>
+          <w:sz w:val="21"/>
+        </w:rPr>
+        <w:t xml:space="preserve">담당 프로세스</w:t>
+      </w:r>
+      <w:r>
+        <w:rPr>
+          <w:rFonts w:ascii="맑은 고딕" w:hAnsi="맑은 고딕" w:eastAsia="맑은 고딕"/>
+          <w:sz w:val="21"/>
+        </w:rPr>
+        <w:t xml:space="preserve">: SYNC는 NSSn(Network Server SYNC)이 담당하며 LGWR이 응답을 기다린다. ASYNC는 TTnn 슬레이브가 독립적으로 처리하고 LGWR은 관여하지 않는다. 실측에서 SYNC로 바꾸자 NSS2가 뜨고 TT02·TT04가 CLOSING으로 물러났다.</w:t>
       </w:r>
     </w:p>
     <w:p>
@@ -281,7 +602,37 @@
           <w:rFonts w:ascii="맑은 고딕" w:hAnsi="맑은 고딕" w:eastAsia="맑은 고딕"/>
           <w:sz w:val="21"/>
         </w:rPr>
-        <w:t>개수는 **온라인 리두 그룹 수 + 1 이상**이어야 한다. 하나가 아카이브되는 동안 다른 하나가 계속 받아야 하기 때문이다. 실습 환경은 온라인 리두가 3그룹이므로 SRL이 4개다. 크기는 온라인 리두와 **정확히 같아야** 한다. 다르면 오라클이 해당 SRL을 건너뛴다. 실습 환경은 양쪽 모두 200MB다.</w:t>
+        <w:t xml:space="preserve">개수는 </w:t>
+      </w:r>
+      <w:r>
+        <w:rPr>
+          <w:rFonts w:ascii="맑은 고딕" w:hAnsi="맑은 고딕" w:eastAsia="맑은 고딕"/>
+          <w:b/>
+          <w:sz w:val="21"/>
+        </w:rPr>
+        <w:t xml:space="preserve">온라인 리두 그룹 수 + 1 이상</w:t>
+      </w:r>
+      <w:r>
+        <w:rPr>
+          <w:rFonts w:ascii="맑은 고딕" w:hAnsi="맑은 고딕" w:eastAsia="맑은 고딕"/>
+          <w:sz w:val="21"/>
+        </w:rPr>
+        <w:t xml:space="preserve">이어야 한다. 하나가 아카이브되는 동안 다른 하나가 계속 받아야 하기 때문이다. 실습 환경은 온라인 리두가 3그룹이므로 SRL이 4개다. 크기는 온라인 리두와 </w:t>
+      </w:r>
+      <w:r>
+        <w:rPr>
+          <w:rFonts w:ascii="맑은 고딕" w:hAnsi="맑은 고딕" w:eastAsia="맑은 고딕"/>
+          <w:b/>
+          <w:sz w:val="21"/>
+        </w:rPr>
+        <w:t xml:space="preserve">정확히 같아야</w:t>
+      </w:r>
+      <w:r>
+        <w:rPr>
+          <w:rFonts w:ascii="맑은 고딕" w:hAnsi="맑은 고딕" w:eastAsia="맑은 고딕"/>
+          <w:sz w:val="21"/>
+        </w:rPr>
+        <w:t xml:space="preserve"> 한다. 다르면 오라클이 해당 SRL을 건너뛴다. 실습 환경은 양쪽 모두 200MB다.</w:t>
       </w:r>
     </w:p>
     <w:p>
@@ -327,7 +678,97 @@
           <w:rFonts w:ascii="맑은 고딕" w:hAnsi="맑은 고딕" w:eastAsia="맑은 고딕"/>
           <w:sz w:val="21"/>
         </w:rPr>
-        <w:t>① **리두 생성** — DML 실행 시 변경 내용이 리두 레코드로 만들어져 SGA의 리두 로그 버퍼에 쌓인다. Data Guard 유무와 무관한 단계다. ② **커밋 요청** — COMMIT 시 LGWR이 리두 로그 버퍼를 온라인 리두 로그 파일에 기록한다. 이 시점이 Maximum Performance의 커밋 완료 시점이다. ③ **원격 전송** — 동기면 LGWR이 NSSn에 넘기고 대기하고, 비동기면 TTnn이 독립적으로 읽어 보낸다. ④ **수신** — Standby의 RFS가 받아 SRL에 기록한다. ⑤ **확인 응답** — AFFIRM이면 SRL 디스크 기록 후, NOAFFIRM이면 메모리 수신 시점에 확인을 보낸다. ⑥ **적용** — MRP가 SRL을 읽어 데이터 파일에 적용한다.</w:t>
+        <w:t xml:space="preserve">① </w:t>
+      </w:r>
+      <w:r>
+        <w:rPr>
+          <w:rFonts w:ascii="맑은 고딕" w:hAnsi="맑은 고딕" w:eastAsia="맑은 고딕"/>
+          <w:b/>
+          <w:sz w:val="21"/>
+        </w:rPr>
+        <w:t xml:space="preserve">리두 생성</w:t>
+      </w:r>
+      <w:r>
+        <w:rPr>
+          <w:rFonts w:ascii="맑은 고딕" w:hAnsi="맑은 고딕" w:eastAsia="맑은 고딕"/>
+          <w:sz w:val="21"/>
+        </w:rPr>
+        <w:t xml:space="preserve"> — DML 실행 시 변경 내용이 리두 레코드로 만들어져 SGA의 리두 로그 버퍼에 쌓인다. Data Guard 유무와 무관한 단계다. ② </w:t>
+      </w:r>
+      <w:r>
+        <w:rPr>
+          <w:rFonts w:ascii="맑은 고딕" w:hAnsi="맑은 고딕" w:eastAsia="맑은 고딕"/>
+          <w:b/>
+          <w:sz w:val="21"/>
+        </w:rPr>
+        <w:t xml:space="preserve">커밋 요청</w:t>
+      </w:r>
+      <w:r>
+        <w:rPr>
+          <w:rFonts w:ascii="맑은 고딕" w:hAnsi="맑은 고딕" w:eastAsia="맑은 고딕"/>
+          <w:sz w:val="21"/>
+        </w:rPr>
+        <w:t xml:space="preserve"> — COMMIT 시 LGWR이 리두 로그 버퍼를 온라인 리두 로그 파일에 기록한다. 이 시점이 Maximum Performance의 커밋 완료 시점이다. ③ </w:t>
+      </w:r>
+      <w:r>
+        <w:rPr>
+          <w:rFonts w:ascii="맑은 고딕" w:hAnsi="맑은 고딕" w:eastAsia="맑은 고딕"/>
+          <w:b/>
+          <w:sz w:val="21"/>
+        </w:rPr>
+        <w:t xml:space="preserve">원격 전송</w:t>
+      </w:r>
+      <w:r>
+        <w:rPr>
+          <w:rFonts w:ascii="맑은 고딕" w:hAnsi="맑은 고딕" w:eastAsia="맑은 고딕"/>
+          <w:sz w:val="21"/>
+        </w:rPr>
+        <w:t xml:space="preserve"> — 동기면 LGWR이 NSSn에 넘기고 대기하고, 비동기면 TTnn이 독립적으로 읽어 보낸다. ④ </w:t>
+      </w:r>
+      <w:r>
+        <w:rPr>
+          <w:rFonts w:ascii="맑은 고딕" w:hAnsi="맑은 고딕" w:eastAsia="맑은 고딕"/>
+          <w:b/>
+          <w:sz w:val="21"/>
+        </w:rPr>
+        <w:t xml:space="preserve">수신</w:t>
+      </w:r>
+      <w:r>
+        <w:rPr>
+          <w:rFonts w:ascii="맑은 고딕" w:hAnsi="맑은 고딕" w:eastAsia="맑은 고딕"/>
+          <w:sz w:val="21"/>
+        </w:rPr>
+        <w:t xml:space="preserve"> — Standby의 RFS가 받아 SRL에 기록한다. ⑤ </w:t>
+      </w:r>
+      <w:r>
+        <w:rPr>
+          <w:rFonts w:ascii="맑은 고딕" w:hAnsi="맑은 고딕" w:eastAsia="맑은 고딕"/>
+          <w:b/>
+          <w:sz w:val="21"/>
+        </w:rPr>
+        <w:t xml:space="preserve">확인 응답</w:t>
+      </w:r>
+      <w:r>
+        <w:rPr>
+          <w:rFonts w:ascii="맑은 고딕" w:hAnsi="맑은 고딕" w:eastAsia="맑은 고딕"/>
+          <w:sz w:val="21"/>
+        </w:rPr>
+        <w:t xml:space="preserve"> — AFFIRM이면 SRL 디스크 기록 후, NOAFFIRM이면 메모리 수신 시점에 확인을 보낸다. ⑥ </w:t>
+      </w:r>
+      <w:r>
+        <w:rPr>
+          <w:rFonts w:ascii="맑은 고딕" w:hAnsi="맑은 고딕" w:eastAsia="맑은 고딕"/>
+          <w:b/>
+          <w:sz w:val="21"/>
+        </w:rPr>
+        <w:t xml:space="preserve">적용</w:t>
+      </w:r>
+      <w:r>
+        <w:rPr>
+          <w:rFonts w:ascii="맑은 고딕" w:hAnsi="맑은 고딕" w:eastAsia="맑은 고딕"/>
+          <w:sz w:val="21"/>
+        </w:rPr>
+        <w:t xml:space="preserve"> — MRP가 SRL을 읽어 데이터 파일에 적용한다.</w:t>
       </w:r>
     </w:p>
     <w:p>
@@ -336,7 +777,22 @@
           <w:rFonts w:ascii="맑은 고딕" w:hAnsi="맑은 고딕" w:eastAsia="맑은 고딕"/>
           <w:sz w:val="21"/>
         </w:rPr>
-        <w:t>보호 모드가 관여하는 지점은 **②와 ⑤ 사이의 결합 여부**다. Maximum Performance는 둘을 끊어 놓아 ②에서 커밋이 끝난다. Maximum Protection과 Availability는 둘을 묶어 ⑤가 와야 ②가 끝난다. 그리고 ⑤가 오지 않을 때 어떻게 할 것인가가 두 모드를 가른다.</w:t>
+        <w:t xml:space="preserve">보호 모드가 관여하는 지점은 </w:t>
+      </w:r>
+      <w:r>
+        <w:rPr>
+          <w:rFonts w:ascii="맑은 고딕" w:hAnsi="맑은 고딕" w:eastAsia="맑은 고딕"/>
+          <w:b/>
+          <w:sz w:val="21"/>
+        </w:rPr>
+        <w:t xml:space="preserve">②와 ⑤ 사이의 결합 여부</w:t>
+      </w:r>
+      <w:r>
+        <w:rPr>
+          <w:rFonts w:ascii="맑은 고딕" w:hAnsi="맑은 고딕" w:eastAsia="맑은 고딕"/>
+          <w:sz w:val="21"/>
+        </w:rPr>
+        <w:t xml:space="preserve">다. Maximum Performance는 둘을 끊어 놓아 ②에서 커밋이 끝난다. Maximum Protection과 Availability는 둘을 묶어 ⑤가 와야 ②가 끝난다. 그리고 ⑤가 오지 않을 때 어떻게 할 것인가가 두 모드를 가른다.</w:t>
       </w:r>
     </w:p>
     <w:p>
@@ -379,10 +835,17 @@
     <w:p>
       <w:r>
         <w:rPr>
-          <w:rFonts w:ascii="맑은 고딕" w:hAnsi="맑은 고딕" w:eastAsia="맑은 고딕"/>
-          <w:sz w:val="21"/>
-        </w:rPr>
-        <w:t>`VALID_FOR`는 "이 데이터베이스가 어떤 역할일 때, 어떤 로그를 이 목적지로 보낼 것인가"를 지정한다. 앞은 로그 유형, 뒤는 데이터베이스 역할이다.</w:t>
+          <w:rFonts w:ascii="Consolas" w:hAnsi="Consolas" w:eastAsia="맑은 고딕"/>
+          <w:sz w:val="21"/>
+        </w:rPr>
+        <w:t xml:space="preserve">VALID_FOR</w:t>
+      </w:r>
+      <w:r>
+        <w:rPr>
+          <w:rFonts w:ascii="맑은 고딕" w:hAnsi="맑은 고딕" w:eastAsia="맑은 고딕"/>
+          <w:sz w:val="21"/>
+        </w:rPr>
+        <w:t xml:space="preserve">는 "이 데이터베이스가 어떤 역할일 때, 어떤 로그를 이 목적지로 보낼 것인가"를 지정한다. 앞은 로그 유형, 뒤는 데이터베이스 역할이다.</w:t>
       </w:r>
     </w:p>
     <w:p>
@@ -391,7 +854,21 @@
           <w:rFonts w:ascii="맑은 고딕" w:hAnsi="맑은 고딕" w:eastAsia="맑은 고딕"/>
           <w:sz w:val="21"/>
         </w:rPr>
-        <w:t>이 속성이 필요한 이유는 역할 전환이다. Switchover로 역할이 바뀌면 같은 파라미터 파일이 정반대 방향으로 동작해야 한다. Primary였던 노드는 리두를 받는 쪽이 되고, Standby였던 노드는 보내는 쪽이 된다. `VALID_FOR`를 제대로 적어 두면 역할이 바뀌는 순간 목적지가 자동으로 켜지고 꺼진다. 그래서 양쪽 노드에 대칭적인 목적지 설정을 미리 넣어 두는 것이 표준적인 구성 방식이다.</w:t>
+        <w:t xml:space="preserve">이 속성이 필요한 이유는 역할 전환이다. Switchover로 역할이 바뀌면 같은 파라미터 파일이 정반대 방향으로 동작해야 한다. Primary였던 노드는 리두를 받는 쪽이 되고, Standby였던 노드는 보내는 쪽이 된다. </w:t>
+      </w:r>
+      <w:r>
+        <w:rPr>
+          <w:rFonts w:ascii="Consolas" w:hAnsi="Consolas" w:eastAsia="맑은 고딕"/>
+          <w:sz w:val="21"/>
+        </w:rPr>
+        <w:t xml:space="preserve">VALID_FOR</w:t>
+      </w:r>
+      <w:r>
+        <w:rPr>
+          <w:rFonts w:ascii="맑은 고딕" w:hAnsi="맑은 고딕" w:eastAsia="맑은 고딕"/>
+          <w:sz w:val="21"/>
+        </w:rPr>
+        <w:t xml:space="preserve">를 제대로 적어 두면 역할이 바뀌는 순간 목적지가 자동으로 켜지고 꺼진다. 그래서 양쪽 노드에 대칭적인 목적지 설정을 미리 넣어 두는 것이 표준적인 구성 방식이다.</w:t>
       </w:r>
     </w:p>
     <w:p>
@@ -400,7 +877,120 @@
           <w:rFonts w:ascii="맑은 고딕" w:hAnsi="맑은 고딕" w:eastAsia="맑은 고딕"/>
           <w:sz w:val="21"/>
         </w:rPr>
-        <w:t>오설정 증상이 발견하기 어려운 이유는 **아무것도 실패하지 않기 때문**이다. 실측에서 `standby_role`로 잘못 지정했을 때 `ALTER SYSTEM`은 "System altered"로 성공했고, `V$ARCHIVE_DEST_STATUS`의 `STATUS`는 VALID였으며 `ERROR`도 비어 있었다. 알림 로그에도 오류가 남지 않는다. 유일한 단서는 `V$ARCHIVE_DEST`의 `VALID_NOW`가 WRONG VALID_ROLE로 바뀐 것뿐이었다.</w:t>
+        <w:t xml:space="preserve">오설정 증상이 발견하기 어려운 이유는 </w:t>
+      </w:r>
+      <w:r>
+        <w:rPr>
+          <w:rFonts w:ascii="맑은 고딕" w:hAnsi="맑은 고딕" w:eastAsia="맑은 고딕"/>
+          <w:b/>
+          <w:sz w:val="21"/>
+        </w:rPr>
+        <w:t xml:space="preserve">아무것도 실패하지 않기 때문</w:t>
+      </w:r>
+      <w:r>
+        <w:rPr>
+          <w:rFonts w:ascii="맑은 고딕" w:hAnsi="맑은 고딕" w:eastAsia="맑은 고딕"/>
+          <w:sz w:val="21"/>
+        </w:rPr>
+        <w:t xml:space="preserve">이다. 실측에서 </w:t>
+      </w:r>
+      <w:r>
+        <w:rPr>
+          <w:rFonts w:ascii="Consolas" w:hAnsi="Consolas" w:eastAsia="맑은 고딕"/>
+          <w:sz w:val="21"/>
+        </w:rPr>
+        <w:t xml:space="preserve">standby_role</w:t>
+      </w:r>
+      <w:r>
+        <w:rPr>
+          <w:rFonts w:ascii="맑은 고딕" w:hAnsi="맑은 고딕" w:eastAsia="맑은 고딕"/>
+          <w:sz w:val="21"/>
+        </w:rPr>
+        <w:t xml:space="preserve">로 잘못 지정했을 때 </w:t>
+      </w:r>
+      <w:r>
+        <w:rPr>
+          <w:rFonts w:ascii="Consolas" w:hAnsi="Consolas" w:eastAsia="맑은 고딕"/>
+          <w:sz w:val="21"/>
+        </w:rPr>
+        <w:t xml:space="preserve">ALTER SYSTEM</w:t>
+      </w:r>
+      <w:r>
+        <w:rPr>
+          <w:rFonts w:ascii="맑은 고딕" w:hAnsi="맑은 고딕" w:eastAsia="맑은 고딕"/>
+          <w:sz w:val="21"/>
+        </w:rPr>
+        <w:t xml:space="preserve">은 "System altered"로 성공했고, </w:t>
+      </w:r>
+      <w:r>
+        <w:rPr>
+          <w:rFonts w:ascii="Consolas" w:hAnsi="Consolas" w:eastAsia="맑은 고딕"/>
+          <w:sz w:val="21"/>
+        </w:rPr>
+        <w:t xml:space="preserve">V$ARCHIVE_DEST_STATUS</w:t>
+      </w:r>
+      <w:r>
+        <w:rPr>
+          <w:rFonts w:ascii="맑은 고딕" w:hAnsi="맑은 고딕" w:eastAsia="맑은 고딕"/>
+          <w:sz w:val="21"/>
+        </w:rPr>
+        <w:t xml:space="preserve">의 </w:t>
+      </w:r>
+      <w:r>
+        <w:rPr>
+          <w:rFonts w:ascii="Consolas" w:hAnsi="Consolas" w:eastAsia="맑은 고딕"/>
+          <w:sz w:val="21"/>
+        </w:rPr>
+        <w:t xml:space="preserve">STATUS</w:t>
+      </w:r>
+      <w:r>
+        <w:rPr>
+          <w:rFonts w:ascii="맑은 고딕" w:hAnsi="맑은 고딕" w:eastAsia="맑은 고딕"/>
+          <w:sz w:val="21"/>
+        </w:rPr>
+        <w:t xml:space="preserve">는 VALID였으며 </w:t>
+      </w:r>
+      <w:r>
+        <w:rPr>
+          <w:rFonts w:ascii="Consolas" w:hAnsi="Consolas" w:eastAsia="맑은 고딕"/>
+          <w:sz w:val="21"/>
+        </w:rPr>
+        <w:t xml:space="preserve">ERROR</w:t>
+      </w:r>
+      <w:r>
+        <w:rPr>
+          <w:rFonts w:ascii="맑은 고딕" w:hAnsi="맑은 고딕" w:eastAsia="맑은 고딕"/>
+          <w:sz w:val="21"/>
+        </w:rPr>
+        <w:t xml:space="preserve">도 비어 있었다. 알림 로그에도 오류가 남지 않는다. 유일한 단서는 </w:t>
+      </w:r>
+      <w:r>
+        <w:rPr>
+          <w:rFonts w:ascii="Consolas" w:hAnsi="Consolas" w:eastAsia="맑은 고딕"/>
+          <w:sz w:val="21"/>
+        </w:rPr>
+        <w:t xml:space="preserve">V$ARCHIVE_DEST</w:t>
+      </w:r>
+      <w:r>
+        <w:rPr>
+          <w:rFonts w:ascii="맑은 고딕" w:hAnsi="맑은 고딕" w:eastAsia="맑은 고딕"/>
+          <w:sz w:val="21"/>
+        </w:rPr>
+        <w:t xml:space="preserve">의 </w:t>
+      </w:r>
+      <w:r>
+        <w:rPr>
+          <w:rFonts w:ascii="Consolas" w:hAnsi="Consolas" w:eastAsia="맑은 고딕"/>
+          <w:sz w:val="21"/>
+        </w:rPr>
+        <w:t xml:space="preserve">VALID_NOW</w:t>
+      </w:r>
+      <w:r>
+        <w:rPr>
+          <w:rFonts w:ascii="맑은 고딕" w:hAnsi="맑은 고딕" w:eastAsia="맑은 고딕"/>
+          <w:sz w:val="21"/>
+        </w:rPr>
+        <w:t xml:space="preserve">가 WRONG VALID_ROLE로 바뀐 것뿐이었다.</w:t>
       </w:r>
     </w:p>
     <w:p>
@@ -437,7 +1027,63 @@
           <w:rFonts w:ascii="맑은 고딕" w:hAnsi="맑은 고딕" w:eastAsia="맑은 고딕"/>
           <w:sz w:val="21"/>
         </w:rPr>
-        <w:t>먼저 Standby 대수를 확인해야 한다. 한 대뿐이라면 도입해서는 안 된다. 실측에서 Standby 한 대 구성에서 그 하나를 `SHUTDOWN ABORT`로 잃자 Primary가 즉시 종료됐다. 알림 로그에 `All standby database destinations have failed` → `Instance shutdown required to protect primary` → `Instance terminated by LGWR`가 순서대로 남았다. 재해 대비를 위해 도입한 기능이 오히려 서비스 중단의 원인이 되는 셈이다.</w:t>
+        <w:t xml:space="preserve">먼저 Standby 대수를 확인해야 한다. 한 대뿐이라면 도입해서는 안 된다. 실측에서 Standby 한 대 구성에서 그 하나를 </w:t>
+      </w:r>
+      <w:r>
+        <w:rPr>
+          <w:rFonts w:ascii="Consolas" w:hAnsi="Consolas" w:eastAsia="맑은 고딕"/>
+          <w:sz w:val="21"/>
+        </w:rPr>
+        <w:t xml:space="preserve">SHUTDOWN ABORT</w:t>
+      </w:r>
+      <w:r>
+        <w:rPr>
+          <w:rFonts w:ascii="맑은 고딕" w:hAnsi="맑은 고딕" w:eastAsia="맑은 고딕"/>
+          <w:sz w:val="21"/>
+        </w:rPr>
+        <w:t xml:space="preserve">로 잃자 Primary가 즉시 종료됐다. 알림 로그에 </w:t>
+      </w:r>
+      <w:r>
+        <w:rPr>
+          <w:rFonts w:ascii="Consolas" w:hAnsi="Consolas" w:eastAsia="맑은 고딕"/>
+          <w:sz w:val="21"/>
+        </w:rPr>
+        <w:t xml:space="preserve">All standby database destinations have failed</w:t>
+      </w:r>
+      <w:r>
+        <w:rPr>
+          <w:rFonts w:ascii="맑은 고딕" w:hAnsi="맑은 고딕" w:eastAsia="맑은 고딕"/>
+          <w:sz w:val="21"/>
+        </w:rPr>
+        <w:t xml:space="preserve"> → </w:t>
+      </w:r>
+      <w:r>
+        <w:rPr>
+          <w:rFonts w:ascii="Consolas" w:hAnsi="Consolas" w:eastAsia="맑은 고딕"/>
+          <w:sz w:val="21"/>
+        </w:rPr>
+        <w:t xml:space="preserve">Instance shutdown required to protect primary</w:t>
+      </w:r>
+      <w:r>
+        <w:rPr>
+          <w:rFonts w:ascii="맑은 고딕" w:hAnsi="맑은 고딕" w:eastAsia="맑은 고딕"/>
+          <w:sz w:val="21"/>
+        </w:rPr>
+        <w:t xml:space="preserve"> → </w:t>
+      </w:r>
+      <w:r>
+        <w:rPr>
+          <w:rFonts w:ascii="Consolas" w:hAnsi="Consolas" w:eastAsia="맑은 고딕"/>
+          <w:sz w:val="21"/>
+        </w:rPr>
+        <w:t xml:space="preserve">Instance terminated by LGWR</w:t>
+      </w:r>
+      <w:r>
+        <w:rPr>
+          <w:rFonts w:ascii="맑은 고딕" w:hAnsi="맑은 고딕" w:eastAsia="맑은 고딕"/>
+          <w:sz w:val="21"/>
+        </w:rPr>
+        <w:t xml:space="preserve">가 순서대로 남았다. 재해 대비를 위해 도입한 기능이 오히려 서비스 중단의 원인이 되는 셈이다.</w:t>
       </w:r>
     </w:p>
     <w:p>
@@ -446,7 +1092,35 @@
           <w:rFonts w:ascii="맑은 고딕" w:hAnsi="맑은 고딕" w:eastAsia="맑은 고딕"/>
           <w:sz w:val="21"/>
         </w:rPr>
-        <w:t>둘 이상이라면 다음을 점검한다. 각 Standby에 SRL이 있고 크기가 온라인 리두와 같은가. 목적지가 `SYNC AFFIRM`인가. `NET_TIMEOUT`을 회선 품질에 맞게 정했는가. Primary가 종료됐을 때의 복구 절차가 문서화되어 있고 담당자가 아는가. 보호 수준을 낮추는 결정을 누가 내릴지 정해져 있는가.</w:t>
+        <w:t xml:space="preserve">둘 이상이라면 다음을 점검한다. 각 Standby에 SRL이 있고 크기가 온라인 리두와 같은가. 목적지가 </w:t>
+      </w:r>
+      <w:r>
+        <w:rPr>
+          <w:rFonts w:ascii="Consolas" w:hAnsi="Consolas" w:eastAsia="맑은 고딕"/>
+          <w:sz w:val="21"/>
+        </w:rPr>
+        <w:t xml:space="preserve">SYNC AFFIRM</w:t>
+      </w:r>
+      <w:r>
+        <w:rPr>
+          <w:rFonts w:ascii="맑은 고딕" w:hAnsi="맑은 고딕" w:eastAsia="맑은 고딕"/>
+          <w:sz w:val="21"/>
+        </w:rPr>
+        <w:t xml:space="preserve">인가. </w:t>
+      </w:r>
+      <w:r>
+        <w:rPr>
+          <w:rFonts w:ascii="Consolas" w:hAnsi="Consolas" w:eastAsia="맑은 고딕"/>
+          <w:sz w:val="21"/>
+        </w:rPr>
+        <w:t xml:space="preserve">NET_TIMEOUT</w:t>
+      </w:r>
+      <w:r>
+        <w:rPr>
+          <w:rFonts w:ascii="맑은 고딕" w:hAnsi="맑은 고딕" w:eastAsia="맑은 고딕"/>
+          <w:sz w:val="21"/>
+        </w:rPr>
+        <w:t xml:space="preserve">을 회선 품질에 맞게 정했는가. Primary가 종료됐을 때의 복구 절차가 문서화되어 있고 담당자가 아는가. 보호 수준을 낮추는 결정을 누가 내릴지 정해져 있는가.</w:t>
       </w:r>
     </w:p>
     <w:p>
@@ -455,7 +1129,36 @@
           <w:rFonts w:ascii="맑은 고딕" w:hAnsi="맑은 고딕" w:eastAsia="맑은 고딕"/>
           <w:sz w:val="21"/>
         </w:rPr>
-        <w:t>권고는 이렇다. 무손실이 계약 문구로 요구되는 경우가 아니라면 **Maximum Availability를 택한다.** 커밋 조건이 같으므로 정상 운영 중에는 보호 수준이 동일하고, 장애 시에만 가용성을 택하는 절충이다. 원거리 구성이면서 무손실이 필요하다면 Far Sync(10장)를 검토한다. 그리고 어느 모드를 택하든 `PROTECTION_LEVEL` 모니터링을 걸어 설정과 실제가 어긋난 채 운영되는 상태를 감지해야 한다.</w:t>
+        <w:t xml:space="preserve">권고는 이렇다. 무손실이 계약 문구로 요구되는 경우가 아니라면 </w:t>
+      </w:r>
+      <w:r>
+        <w:rPr>
+          <w:rFonts w:ascii="맑은 고딕" w:hAnsi="맑은 고딕" w:eastAsia="맑은 고딕"/>
+          <w:b/>
+          <w:sz w:val="21"/>
+        </w:rPr>
+        <w:t xml:space="preserve">Maximum Availability를 택한다.</w:t>
+      </w:r>
+      <w:r>
+        <w:rPr>
+          <w:rFonts w:ascii="맑은 고딕" w:hAnsi="맑은 고딕" w:eastAsia="맑은 고딕"/>
+          <w:sz w:val="21"/>
+        </w:rPr>
+        <w:t xml:space="preserve"> 커밋 조건이 같으므로 정상 운영 중에는 보호 수준이 동일하고, 장애 시에만 가용성을 택하는 절충이다. 원거리 구성이면서 무손실이 필요하다면 Far Sync(10장)를 검토한다. 그리고 어느 모드를 택하든 </w:t>
+      </w:r>
+      <w:r>
+        <w:rPr>
+          <w:rFonts w:ascii="Consolas" w:hAnsi="Consolas" w:eastAsia="맑은 고딕"/>
+          <w:sz w:val="21"/>
+        </w:rPr>
+        <w:t xml:space="preserve">PROTECTION_LEVEL</w:t>
+      </w:r>
+      <w:r>
+        <w:rPr>
+          <w:rFonts w:ascii="맑은 고딕" w:hAnsi="맑은 고딕" w:eastAsia="맑은 고딕"/>
+          <w:sz w:val="21"/>
+        </w:rPr>
+        <w:t xml:space="preserve"> 모니터링을 걸어 설정과 실제가 어긋난 채 운영되는 상태를 감지해야 한다.</w:t>
       </w:r>
     </w:p>
     <w:p>
@@ -509,7 +1212,91 @@
           <w:rFonts w:ascii="맑은 고딕" w:hAnsi="맑은 고딕" w:eastAsia="맑은 고딕"/>
           <w:sz w:val="21"/>
         </w:rPr>
-        <w:t>절차는 다음과 같다. ① Standby에 SRL이 있는지 `V$STANDBY_LOG`로 확인한다. ② 목적지를 `SYNC AFFIRM`으로 바꾼다. ③ `ALTER DATABASE SET STANDBY DATABASE TO MAXIMIZE AVAILABILITY`로 중간 단계를 거친다. ④ `ALTER SYSTEM ARCHIVE LOG CURRENT`를 실행하고 `PROTECTION_LEVEL`이 MAXIMUM AVAILABILITY가 될 때까지 기다린다. ⑤ 그 다음 `MAXIMIZE PROTECTION`을 실행한다.</w:t>
+        <w:t xml:space="preserve">절차는 다음과 같다. ① Standby에 SRL이 있는지 </w:t>
+      </w:r>
+      <w:r>
+        <w:rPr>
+          <w:rFonts w:ascii="Consolas" w:hAnsi="Consolas" w:eastAsia="맑은 고딕"/>
+          <w:sz w:val="21"/>
+        </w:rPr>
+        <w:t xml:space="preserve">V$STANDBY_LOG</w:t>
+      </w:r>
+      <w:r>
+        <w:rPr>
+          <w:rFonts w:ascii="맑은 고딕" w:hAnsi="맑은 고딕" w:eastAsia="맑은 고딕"/>
+          <w:sz w:val="21"/>
+        </w:rPr>
+        <w:t xml:space="preserve">로 확인한다. ② 목적지를 </w:t>
+      </w:r>
+      <w:r>
+        <w:rPr>
+          <w:rFonts w:ascii="Consolas" w:hAnsi="Consolas" w:eastAsia="맑은 고딕"/>
+          <w:sz w:val="21"/>
+        </w:rPr>
+        <w:t xml:space="preserve">SYNC AFFIRM</w:t>
+      </w:r>
+      <w:r>
+        <w:rPr>
+          <w:rFonts w:ascii="맑은 고딕" w:hAnsi="맑은 고딕" w:eastAsia="맑은 고딕"/>
+          <w:sz w:val="21"/>
+        </w:rPr>
+        <w:t xml:space="preserve">으로 바꾼다. ③ </w:t>
+      </w:r>
+      <w:r>
+        <w:rPr>
+          <w:rFonts w:ascii="Consolas" w:hAnsi="Consolas" w:eastAsia="맑은 고딕"/>
+          <w:sz w:val="21"/>
+        </w:rPr>
+        <w:t xml:space="preserve">ALTER DATABASE SET STANDBY DATABASE TO MAXIMIZE AVAILABILITY</w:t>
+      </w:r>
+      <w:r>
+        <w:rPr>
+          <w:rFonts w:ascii="맑은 고딕" w:hAnsi="맑은 고딕" w:eastAsia="맑은 고딕"/>
+          <w:sz w:val="21"/>
+        </w:rPr>
+        <w:t xml:space="preserve">로 중간 단계를 거친다. ④ </w:t>
+      </w:r>
+      <w:r>
+        <w:rPr>
+          <w:rFonts w:ascii="Consolas" w:hAnsi="Consolas" w:eastAsia="맑은 고딕"/>
+          <w:sz w:val="21"/>
+        </w:rPr>
+        <w:t xml:space="preserve">ALTER SYSTEM ARCHIVE LOG CURRENT</w:t>
+      </w:r>
+      <w:r>
+        <w:rPr>
+          <w:rFonts w:ascii="맑은 고딕" w:hAnsi="맑은 고딕" w:eastAsia="맑은 고딕"/>
+          <w:sz w:val="21"/>
+        </w:rPr>
+        <w:t xml:space="preserve">를 실행하고 </w:t>
+      </w:r>
+      <w:r>
+        <w:rPr>
+          <w:rFonts w:ascii="Consolas" w:hAnsi="Consolas" w:eastAsia="맑은 고딕"/>
+          <w:sz w:val="21"/>
+        </w:rPr>
+        <w:t xml:space="preserve">PROTECTION_LEVEL</w:t>
+      </w:r>
+      <w:r>
+        <w:rPr>
+          <w:rFonts w:ascii="맑은 고딕" w:hAnsi="맑은 고딕" w:eastAsia="맑은 고딕"/>
+          <w:sz w:val="21"/>
+        </w:rPr>
+        <w:t xml:space="preserve">이 MAXIMUM AVAILABILITY가 될 때까지 기다린다. ⑤ 그 다음 </w:t>
+      </w:r>
+      <w:r>
+        <w:rPr>
+          <w:rFonts w:ascii="Consolas" w:hAnsi="Consolas" w:eastAsia="맑은 고딕"/>
+          <w:sz w:val="21"/>
+        </w:rPr>
+        <w:t xml:space="preserve">MAXIMIZE PROTECTION</w:t>
+      </w:r>
+      <w:r>
+        <w:rPr>
+          <w:rFonts w:ascii="맑은 고딕" w:hAnsi="맑은 고딕" w:eastAsia="맑은 고딕"/>
+          <w:sz w:val="21"/>
+        </w:rPr>
+        <w:t xml:space="preserve">을 실행한다.</w:t>
       </w:r>
     </w:p>
     <w:p>
@@ -518,7 +1305,21 @@
           <w:rFonts w:ascii="맑은 고딕" w:hAnsi="맑은 고딕" w:eastAsia="맑은 고딕"/>
           <w:sz w:val="21"/>
         </w:rPr>
-        <w:t>실측에서 ④를 건너뛰면 같은 ORA-01126이 다시 났다. `PROTECTION_LEVEL`이 RESYNCHRONIZATION인 상태에서는 그보다 높은 모드로 올릴 수 없기 때문이다. 즉 이 오류는 서로 다른 두 원인으로 발생하며, 문면만으로는 구분되지 않는다.</w:t>
+        <w:t xml:space="preserve">실측에서 ④를 건너뛰면 같은 ORA-01126이 다시 났다. </w:t>
+      </w:r>
+      <w:r>
+        <w:rPr>
+          <w:rFonts w:ascii="Consolas" w:hAnsi="Consolas" w:eastAsia="맑은 고딕"/>
+          <w:sz w:val="21"/>
+        </w:rPr>
+        <w:t xml:space="preserve">PROTECTION_LEVEL</w:t>
+      </w:r>
+      <w:r>
+        <w:rPr>
+          <w:rFonts w:ascii="맑은 고딕" w:hAnsi="맑은 고딕" w:eastAsia="맑은 고딕"/>
+          <w:sz w:val="21"/>
+        </w:rPr>
+        <w:t xml:space="preserve">이 RESYNCHRONIZATION인 상태에서는 그보다 높은 모드로 올릴 수 없기 때문이다. 즉 이 오류는 서로 다른 두 원인으로 발생하며, 문면만으로는 구분되지 않는다.</w:t>
       </w:r>
     </w:p>
     <w:p>
@@ -555,7 +1356,63 @@
           <w:rFonts w:ascii="맑은 고딕" w:hAnsi="맑은 고딕" w:eastAsia="맑은 고딕"/>
           <w:sz w:val="21"/>
         </w:rPr>
-        <w:t>진단 순서는 `V$ARCHIVE_DEST`의 `VALID_NOW`부터다. `STATUS`가 VALID이고 `ERROR`도 비어 있다는 것은 "이 목적지에 문제가 없다"는 뜻이지 "이 목적지를 지금 쓴다"는 뜻이 아니다. 두 질문에 답하는 열이 다르다.</w:t>
+        <w:t xml:space="preserve">진단 순서는 </w:t>
+      </w:r>
+      <w:r>
+        <w:rPr>
+          <w:rFonts w:ascii="Consolas" w:hAnsi="Consolas" w:eastAsia="맑은 고딕"/>
+          <w:sz w:val="21"/>
+        </w:rPr>
+        <w:t xml:space="preserve">V$ARCHIVE_DEST</w:t>
+      </w:r>
+      <w:r>
+        <w:rPr>
+          <w:rFonts w:ascii="맑은 고딕" w:hAnsi="맑은 고딕" w:eastAsia="맑은 고딕"/>
+          <w:sz w:val="21"/>
+        </w:rPr>
+        <w:t xml:space="preserve">의 </w:t>
+      </w:r>
+      <w:r>
+        <w:rPr>
+          <w:rFonts w:ascii="Consolas" w:hAnsi="Consolas" w:eastAsia="맑은 고딕"/>
+          <w:sz w:val="21"/>
+        </w:rPr>
+        <w:t xml:space="preserve">VALID_NOW</w:t>
+      </w:r>
+      <w:r>
+        <w:rPr>
+          <w:rFonts w:ascii="맑은 고딕" w:hAnsi="맑은 고딕" w:eastAsia="맑은 고딕"/>
+          <w:sz w:val="21"/>
+        </w:rPr>
+        <w:t xml:space="preserve">부터다. </w:t>
+      </w:r>
+      <w:r>
+        <w:rPr>
+          <w:rFonts w:ascii="Consolas" w:hAnsi="Consolas" w:eastAsia="맑은 고딕"/>
+          <w:sz w:val="21"/>
+        </w:rPr>
+        <w:t xml:space="preserve">STATUS</w:t>
+      </w:r>
+      <w:r>
+        <w:rPr>
+          <w:rFonts w:ascii="맑은 고딕" w:hAnsi="맑은 고딕" w:eastAsia="맑은 고딕"/>
+          <w:sz w:val="21"/>
+        </w:rPr>
+        <w:t xml:space="preserve">가 VALID이고 </w:t>
+      </w:r>
+      <w:r>
+        <w:rPr>
+          <w:rFonts w:ascii="Consolas" w:hAnsi="Consolas" w:eastAsia="맑은 고딕"/>
+          <w:sz w:val="21"/>
+        </w:rPr>
+        <w:t xml:space="preserve">ERROR</w:t>
+      </w:r>
+      <w:r>
+        <w:rPr>
+          <w:rFonts w:ascii="맑은 고딕" w:hAnsi="맑은 고딕" w:eastAsia="맑은 고딕"/>
+          <w:sz w:val="21"/>
+        </w:rPr>
+        <w:t xml:space="preserve">도 비어 있다는 것은 "이 목적지에 문제가 없다"는 뜻이지 "이 목적지를 지금 쓴다"는 뜻이 아니다. 두 질문에 답하는 열이 다르다.</w:t>
       </w:r>
     </w:p>
     <w:p>
@@ -564,7 +1421,49 @@
           <w:rFonts w:ascii="맑은 고딕" w:hAnsi="맑은 고딕" w:eastAsia="맑은 고딕"/>
           <w:sz w:val="21"/>
         </w:rPr>
-        <w:t>예상 원인은 `VALID_FOR` 오설정이다. `VALID_NOW`가 WRONG VALID_ROLE이면 확정이다. 이 데이터베이스는 Primary인데 목적지가 `standby_role`로 지정되어 있어, 오라클이 이 목적지를 쓰지 않고 건너뛴 것이다. 실측에서 정확히 이 상태를 재현했으며 알림 로그에도 아무 오류가 남지 않았다.</w:t>
+        <w:t xml:space="preserve">예상 원인은 </w:t>
+      </w:r>
+      <w:r>
+        <w:rPr>
+          <w:rFonts w:ascii="Consolas" w:hAnsi="Consolas" w:eastAsia="맑은 고딕"/>
+          <w:sz w:val="21"/>
+        </w:rPr>
+        <w:t xml:space="preserve">VALID_FOR</w:t>
+      </w:r>
+      <w:r>
+        <w:rPr>
+          <w:rFonts w:ascii="맑은 고딕" w:hAnsi="맑은 고딕" w:eastAsia="맑은 고딕"/>
+          <w:sz w:val="21"/>
+        </w:rPr>
+        <w:t xml:space="preserve"> 오설정이다. </w:t>
+      </w:r>
+      <w:r>
+        <w:rPr>
+          <w:rFonts w:ascii="Consolas" w:hAnsi="Consolas" w:eastAsia="맑은 고딕"/>
+          <w:sz w:val="21"/>
+        </w:rPr>
+        <w:t xml:space="preserve">VALID_NOW</w:t>
+      </w:r>
+      <w:r>
+        <w:rPr>
+          <w:rFonts w:ascii="맑은 고딕" w:hAnsi="맑은 고딕" w:eastAsia="맑은 고딕"/>
+          <w:sz w:val="21"/>
+        </w:rPr>
+        <w:t xml:space="preserve">가 WRONG VALID_ROLE이면 확정이다. 이 데이터베이스는 Primary인데 목적지가 </w:t>
+      </w:r>
+      <w:r>
+        <w:rPr>
+          <w:rFonts w:ascii="Consolas" w:hAnsi="Consolas" w:eastAsia="맑은 고딕"/>
+          <w:sz w:val="21"/>
+        </w:rPr>
+        <w:t xml:space="preserve">standby_role</w:t>
+      </w:r>
+      <w:r>
+        <w:rPr>
+          <w:rFonts w:ascii="맑은 고딕" w:hAnsi="맑은 고딕" w:eastAsia="맑은 고딕"/>
+          <w:sz w:val="21"/>
+        </w:rPr>
+        <w:t xml:space="preserve">로 지정되어 있어, 오라클이 이 목적지를 쓰지 않고 건너뛴 것이다. 실측에서 정확히 이 상태를 재현했으며 알림 로그에도 아무 오류가 남지 않았다.</w:t>
       </w:r>
     </w:p>
     <w:p>
@@ -573,7 +1472,77 @@
           <w:rFonts w:ascii="맑은 고딕" w:hAnsi="맑은 고딕" w:eastAsia="맑은 고딕"/>
           <w:sz w:val="21"/>
         </w:rPr>
-        <w:t>조치는 `VALID_FOR`를 `(online_logfiles, primary_role)`로 바로잡고 `ALTER SYSTEM ARCHIVE LOG CURRENT`를 실행하는 것이다. 재확인은 `VALID_NOW`가 YES가 되고 Standby의 `V$MANAGED_STANDBY`에서 RFS와 MRP0의 시퀀스가 올라가는 것으로 한다.</w:t>
+        <w:t xml:space="preserve">조치는 </w:t>
+      </w:r>
+      <w:r>
+        <w:rPr>
+          <w:rFonts w:ascii="Consolas" w:hAnsi="Consolas" w:eastAsia="맑은 고딕"/>
+          <w:sz w:val="21"/>
+        </w:rPr>
+        <w:t xml:space="preserve">VALID_FOR</w:t>
+      </w:r>
+      <w:r>
+        <w:rPr>
+          <w:rFonts w:ascii="맑은 고딕" w:hAnsi="맑은 고딕" w:eastAsia="맑은 고딕"/>
+          <w:sz w:val="21"/>
+        </w:rPr>
+        <w:t xml:space="preserve">를 </w:t>
+      </w:r>
+      <w:r>
+        <w:rPr>
+          <w:rFonts w:ascii="Consolas" w:hAnsi="Consolas" w:eastAsia="맑은 고딕"/>
+          <w:sz w:val="21"/>
+        </w:rPr>
+        <w:t xml:space="preserve">(online_logfiles, primary_role)</w:t>
+      </w:r>
+      <w:r>
+        <w:rPr>
+          <w:rFonts w:ascii="맑은 고딕" w:hAnsi="맑은 고딕" w:eastAsia="맑은 고딕"/>
+          <w:sz w:val="21"/>
+        </w:rPr>
+        <w:t xml:space="preserve">로 바로잡고 </w:t>
+      </w:r>
+      <w:r>
+        <w:rPr>
+          <w:rFonts w:ascii="Consolas" w:hAnsi="Consolas" w:eastAsia="맑은 고딕"/>
+          <w:sz w:val="21"/>
+        </w:rPr>
+        <w:t xml:space="preserve">ALTER SYSTEM ARCHIVE LOG CURRENT</w:t>
+      </w:r>
+      <w:r>
+        <w:rPr>
+          <w:rFonts w:ascii="맑은 고딕" w:hAnsi="맑은 고딕" w:eastAsia="맑은 고딕"/>
+          <w:sz w:val="21"/>
+        </w:rPr>
+        <w:t xml:space="preserve">를 실행하는 것이다. 재확인은 </w:t>
+      </w:r>
+      <w:r>
+        <w:rPr>
+          <w:rFonts w:ascii="Consolas" w:hAnsi="Consolas" w:eastAsia="맑은 고딕"/>
+          <w:sz w:val="21"/>
+        </w:rPr>
+        <w:t xml:space="preserve">VALID_NOW</w:t>
+      </w:r>
+      <w:r>
+        <w:rPr>
+          <w:rFonts w:ascii="맑은 고딕" w:hAnsi="맑은 고딕" w:eastAsia="맑은 고딕"/>
+          <w:sz w:val="21"/>
+        </w:rPr>
+        <w:t xml:space="preserve">가 YES가 되고 Standby의 </w:t>
+      </w:r>
+      <w:r>
+        <w:rPr>
+          <w:rFonts w:ascii="Consolas" w:hAnsi="Consolas" w:eastAsia="맑은 고딕"/>
+          <w:sz w:val="21"/>
+        </w:rPr>
+        <w:t xml:space="preserve">V$MANAGED_STANDBY</w:t>
+      </w:r>
+      <w:r>
+        <w:rPr>
+          <w:rFonts w:ascii="맑은 고딕" w:hAnsi="맑은 고딕" w:eastAsia="맑은 고딕"/>
+          <w:sz w:val="21"/>
+        </w:rPr>
+        <w:t xml:space="preserve">에서 RFS와 MRP0의 시퀀스가 올라가는 것으로 한다.</w:t>
       </w:r>
     </w:p>
     <w:p>
@@ -582,7 +1551,35 @@
           <w:rFonts w:ascii="맑은 고딕" w:hAnsi="맑은 고딕" w:eastAsia="맑은 고딕"/>
           <w:sz w:val="21"/>
         </w:rPr>
-        <w:t>다른 가능성도 배제하지 않는다. `LOG_ARCHIVE_DEST_STATE_2`가 DEFER로 되어 있어도 같은 증상이 나타난다. 이 경우 `STATUS`가 DEFERRED로 표시되므로 구분된다.</w:t>
+        <w:t xml:space="preserve">다른 가능성도 배제하지 않는다. </w:t>
+      </w:r>
+      <w:r>
+        <w:rPr>
+          <w:rFonts w:ascii="Consolas" w:hAnsi="Consolas" w:eastAsia="맑은 고딕"/>
+          <w:sz w:val="21"/>
+        </w:rPr>
+        <w:t xml:space="preserve">LOG_ARCHIVE_DEST_STATE_2</w:t>
+      </w:r>
+      <w:r>
+        <w:rPr>
+          <w:rFonts w:ascii="맑은 고딕" w:hAnsi="맑은 고딕" w:eastAsia="맑은 고딕"/>
+          <w:sz w:val="21"/>
+        </w:rPr>
+        <w:t xml:space="preserve">가 DEFER로 되어 있어도 같은 증상이 나타난다. 이 경우 </w:t>
+      </w:r>
+      <w:r>
+        <w:rPr>
+          <w:rFonts w:ascii="Consolas" w:hAnsi="Consolas" w:eastAsia="맑은 고딕"/>
+          <w:sz w:val="21"/>
+        </w:rPr>
+        <w:t xml:space="preserve">STATUS</w:t>
+      </w:r>
+      <w:r>
+        <w:rPr>
+          <w:rFonts w:ascii="맑은 고딕" w:hAnsi="맑은 고딕" w:eastAsia="맑은 고딕"/>
+          <w:sz w:val="21"/>
+        </w:rPr>
+        <w:t xml:space="preserve">가 DEFERRED로 표시되므로 구분된다.</w:t>
       </w:r>
     </w:p>
     <w:p>
@@ -619,25 +1616,139 @@
           <w:rFonts w:ascii="맑은 고딕" w:hAnsi="맑은 고딕" w:eastAsia="맑은 고딕"/>
           <w:sz w:val="21"/>
         </w:rPr>
-        <w:t>구분 기준은 `V$ARCHIVE_DEST_STATUS`를 함께 보는 것이다.</w:t>
+        <w:t xml:space="preserve">구분 기준은 </w:t>
+      </w:r>
+      <w:r>
+        <w:rPr>
+          <w:rFonts w:ascii="Consolas" w:hAnsi="Consolas" w:eastAsia="맑은 고딕"/>
+          <w:sz w:val="21"/>
+        </w:rPr>
+        <w:t xml:space="preserve">V$ARCHIVE_DEST_STATUS</w:t>
+      </w:r>
+      <w:r>
+        <w:rPr>
+          <w:rFonts w:ascii="맑은 고딕" w:hAnsi="맑은 고딕" w:eastAsia="맑은 고딕"/>
+          <w:sz w:val="21"/>
+        </w:rPr>
+        <w:t xml:space="preserve">를 함께 보는 것이다.</w:t>
       </w:r>
     </w:p>
     <w:p>
       <w:r>
         <w:rPr>
           <w:rFonts w:ascii="맑은 고딕" w:hAnsi="맑은 고딕" w:eastAsia="맑은 고딕"/>
-          <w:sz w:val="21"/>
-        </w:rPr>
-        <w:t>**설정 문제**라면 `STATUS`가 VALID이고 `ERROR`가 비어 있다. 요건을 갖추지 못해 애초에 그 수준에 도달할 수 없는 상태다. 실측에서 목적지가 ASYNC인 채로 Maximum Availability를 설정했을 때가 이 경우였다. 조치는 목적지를 `SYNC AFFIRM`으로 바꾸고 보호 모드를 다시 설정하는 것이다.</w:t>
+          <w:b/>
+          <w:sz w:val="21"/>
+        </w:rPr>
+        <w:t xml:space="preserve">설정 문제</w:t>
+      </w:r>
+      <w:r>
+        <w:rPr>
+          <w:rFonts w:ascii="맑은 고딕" w:hAnsi="맑은 고딕" w:eastAsia="맑은 고딕"/>
+          <w:sz w:val="21"/>
+        </w:rPr>
+        <w:t xml:space="preserve">라면 </w:t>
+      </w:r>
+      <w:r>
+        <w:rPr>
+          <w:rFonts w:ascii="Consolas" w:hAnsi="Consolas" w:eastAsia="맑은 고딕"/>
+          <w:sz w:val="21"/>
+        </w:rPr>
+        <w:t xml:space="preserve">STATUS</w:t>
+      </w:r>
+      <w:r>
+        <w:rPr>
+          <w:rFonts w:ascii="맑은 고딕" w:hAnsi="맑은 고딕" w:eastAsia="맑은 고딕"/>
+          <w:sz w:val="21"/>
+        </w:rPr>
+        <w:t xml:space="preserve">가 VALID이고 </w:t>
+      </w:r>
+      <w:r>
+        <w:rPr>
+          <w:rFonts w:ascii="Consolas" w:hAnsi="Consolas" w:eastAsia="맑은 고딕"/>
+          <w:sz w:val="21"/>
+        </w:rPr>
+        <w:t xml:space="preserve">ERROR</w:t>
+      </w:r>
+      <w:r>
+        <w:rPr>
+          <w:rFonts w:ascii="맑은 고딕" w:hAnsi="맑은 고딕" w:eastAsia="맑은 고딕"/>
+          <w:sz w:val="21"/>
+        </w:rPr>
+        <w:t xml:space="preserve">가 비어 있다. 요건을 갖추지 못해 애초에 그 수준에 도달할 수 없는 상태다. 실측에서 목적지가 ASYNC인 채로 Maximum Availability를 설정했을 때가 이 경우였다. 조치는 목적지를 </w:t>
+      </w:r>
+      <w:r>
+        <w:rPr>
+          <w:rFonts w:ascii="Consolas" w:hAnsi="Consolas" w:eastAsia="맑은 고딕"/>
+          <w:sz w:val="21"/>
+        </w:rPr>
+        <w:t xml:space="preserve">SYNC AFFIRM</w:t>
+      </w:r>
+      <w:r>
+        <w:rPr>
+          <w:rFonts w:ascii="맑은 고딕" w:hAnsi="맑은 고딕" w:eastAsia="맑은 고딕"/>
+          <w:sz w:val="21"/>
+        </w:rPr>
+        <w:t xml:space="preserve">으로 바꾸고 보호 모드를 다시 설정하는 것이다.</w:t>
       </w:r>
     </w:p>
     <w:p>
       <w:r>
         <w:rPr>
           <w:rFonts w:ascii="맑은 고딕" w:hAnsi="맑은 고딕" w:eastAsia="맑은 고딕"/>
-          <w:sz w:val="21"/>
-        </w:rPr>
-        <w:t>**장애**라면 `STATUS`가 ERROR이고 ORA- 번호가 기록된다. 실측에서 Standby를 내렸을 때 `ORA-03113: end-of-file on communication channel`이 남았다. 조치는 Standby 또는 네트워크를 복구하는 것이며, 복구되면 `PROTECTION_LEVEL`은 자동으로 회복된다.</w:t>
+          <w:b/>
+          <w:sz w:val="21"/>
+        </w:rPr>
+        <w:t xml:space="preserve">장애</w:t>
+      </w:r>
+      <w:r>
+        <w:rPr>
+          <w:rFonts w:ascii="맑은 고딕" w:hAnsi="맑은 고딕" w:eastAsia="맑은 고딕"/>
+          <w:sz w:val="21"/>
+        </w:rPr>
+        <w:t xml:space="preserve">라면 </w:t>
+      </w:r>
+      <w:r>
+        <w:rPr>
+          <w:rFonts w:ascii="Consolas" w:hAnsi="Consolas" w:eastAsia="맑은 고딕"/>
+          <w:sz w:val="21"/>
+        </w:rPr>
+        <w:t xml:space="preserve">STATUS</w:t>
+      </w:r>
+      <w:r>
+        <w:rPr>
+          <w:rFonts w:ascii="맑은 고딕" w:hAnsi="맑은 고딕" w:eastAsia="맑은 고딕"/>
+          <w:sz w:val="21"/>
+        </w:rPr>
+        <w:t xml:space="preserve">가 ERROR이고 ORA- 번호가 기록된다. 실측에서 Standby를 내렸을 때 </w:t>
+      </w:r>
+      <w:r>
+        <w:rPr>
+          <w:rFonts w:ascii="Consolas" w:hAnsi="Consolas" w:eastAsia="맑은 고딕"/>
+          <w:sz w:val="21"/>
+        </w:rPr>
+        <w:t xml:space="preserve">ORA-03113: end-of-file on communication channel</w:t>
+      </w:r>
+      <w:r>
+        <w:rPr>
+          <w:rFonts w:ascii="맑은 고딕" w:hAnsi="맑은 고딕" w:eastAsia="맑은 고딕"/>
+          <w:sz w:val="21"/>
+        </w:rPr>
+        <w:t xml:space="preserve">이 남았다. 조치는 Standby 또는 네트워크를 복구하는 것이며, 복구되면 </w:t>
+      </w:r>
+      <w:r>
+        <w:rPr>
+          <w:rFonts w:ascii="Consolas" w:hAnsi="Consolas" w:eastAsia="맑은 고딕"/>
+          <w:sz w:val="21"/>
+        </w:rPr>
+        <w:t xml:space="preserve">PROTECTION_LEVEL</w:t>
+      </w:r>
+      <w:r>
+        <w:rPr>
+          <w:rFonts w:ascii="맑은 고딕" w:hAnsi="맑은 고딕" w:eastAsia="맑은 고딕"/>
+          <w:sz w:val="21"/>
+        </w:rPr>
+        <w:t xml:space="preserve">은 자동으로 회복된다.</w:t>
       </w:r>
     </w:p>
     <w:p>
@@ -692,7 +1803,49 @@
           <w:rFonts w:ascii="맑은 고딕" w:hAnsi="맑은 고딕" w:eastAsia="맑은 고딕"/>
           <w:sz w:val="21"/>
         </w:rPr>
-        <w:t>올바른 작업 순서는 보호 모드를 먼저 낮추는 것이다. ① Primary에서 `ALTER DATABASE SET STANDBY DATABASE TO MAXIMIZE PERFORMANCE`(또는 다른 Standby가 있다면 그대로 두어도 된다). ② Standby에서 `ALTER DATABASE RECOVER MANAGED STANDBY DATABASE CANCEL`. ③ `SHUTDOWN IMMEDIATE`. ④ 유지보수 수행. ⑤ Standby를 기동하고 MRP를 돌려 따라잡게 한다. ⑥ 동기화가 끝난 뒤 보호 모드를 원래대로 올린다.</w:t>
+        <w:t xml:space="preserve">올바른 작업 순서는 보호 모드를 먼저 낮추는 것이다. ① Primary에서 </w:t>
+      </w:r>
+      <w:r>
+        <w:rPr>
+          <w:rFonts w:ascii="Consolas" w:hAnsi="Consolas" w:eastAsia="맑은 고딕"/>
+          <w:sz w:val="21"/>
+        </w:rPr>
+        <w:t xml:space="preserve">ALTER DATABASE SET STANDBY DATABASE TO MAXIMIZE PERFORMANCE</w:t>
+      </w:r>
+      <w:r>
+        <w:rPr>
+          <w:rFonts w:ascii="맑은 고딕" w:hAnsi="맑은 고딕" w:eastAsia="맑은 고딕"/>
+          <w:sz w:val="21"/>
+        </w:rPr>
+        <w:t xml:space="preserve">(또는 다른 Standby가 있다면 그대로 두어도 된다). ② Standby에서 </w:t>
+      </w:r>
+      <w:r>
+        <w:rPr>
+          <w:rFonts w:ascii="Consolas" w:hAnsi="Consolas" w:eastAsia="맑은 고딕"/>
+          <w:sz w:val="21"/>
+        </w:rPr>
+        <w:t xml:space="preserve">ALTER DATABASE RECOVER MANAGED STANDBY DATABASE CANCEL</w:t>
+      </w:r>
+      <w:r>
+        <w:rPr>
+          <w:rFonts w:ascii="맑은 고딕" w:hAnsi="맑은 고딕" w:eastAsia="맑은 고딕"/>
+          <w:sz w:val="21"/>
+        </w:rPr>
+        <w:t xml:space="preserve">. ③ </w:t>
+      </w:r>
+      <w:r>
+        <w:rPr>
+          <w:rFonts w:ascii="Consolas" w:hAnsi="Consolas" w:eastAsia="맑은 고딕"/>
+          <w:sz w:val="21"/>
+        </w:rPr>
+        <w:t xml:space="preserve">SHUTDOWN IMMEDIATE</w:t>
+      </w:r>
+      <w:r>
+        <w:rPr>
+          <w:rFonts w:ascii="맑은 고딕" w:hAnsi="맑은 고딕" w:eastAsia="맑은 고딕"/>
+          <w:sz w:val="21"/>
+        </w:rPr>
+        <w:t xml:space="preserve">. ④ 유지보수 수행. ⑤ Standby를 기동하고 MRP를 돌려 따라잡게 한다. ⑥ 동기화가 끝난 뒤 보호 모드를 원래대로 올린다.</w:t>
       </w:r>
     </w:p>
     <w:p>
@@ -738,25 +1891,139 @@
           <w:rFonts w:ascii="맑은 고딕" w:hAnsi="맑은 고딕" w:eastAsia="맑은 고딕"/>
           <w:sz w:val="21"/>
         </w:rPr>
-        <w:t>알림 로그에서 확인할 것은 다음 세 줄이다. `LGWR: LAD:2 is UNSYNCHRONIZED`, `LGWR: All standby database destinations have failed`, `LGWR: WARN: Instance shutdown required to protect primary`. 그리고 마지막에 `Instance terminated by LGWR, pid = ...`이 남는다. 이 흐름이 보이면 장애가 아니라 설계된 동작임을 알 수 있다. 종료를 수행한 것이 PMON이나 SMON이 아니라 LGWR이라는 점도 근거가 된다.</w:t>
+        <w:t xml:space="preserve">알림 로그에서 확인할 것은 다음 세 줄이다. </w:t>
+      </w:r>
+      <w:r>
+        <w:rPr>
+          <w:rFonts w:ascii="Consolas" w:hAnsi="Consolas" w:eastAsia="맑은 고딕"/>
+          <w:sz w:val="21"/>
+        </w:rPr>
+        <w:t xml:space="preserve">LGWR: LAD:2 is UNSYNCHRONIZED</w:t>
+      </w:r>
+      <w:r>
+        <w:rPr>
+          <w:rFonts w:ascii="맑은 고딕" w:hAnsi="맑은 고딕" w:eastAsia="맑은 고딕"/>
+          <w:sz w:val="21"/>
+        </w:rPr>
+        <w:t xml:space="preserve">, </w:t>
+      </w:r>
+      <w:r>
+        <w:rPr>
+          <w:rFonts w:ascii="Consolas" w:hAnsi="Consolas" w:eastAsia="맑은 고딕"/>
+          <w:sz w:val="21"/>
+        </w:rPr>
+        <w:t xml:space="preserve">LGWR: All standby database destinations have failed</w:t>
+      </w:r>
+      <w:r>
+        <w:rPr>
+          <w:rFonts w:ascii="맑은 고딕" w:hAnsi="맑은 고딕" w:eastAsia="맑은 고딕"/>
+          <w:sz w:val="21"/>
+        </w:rPr>
+        <w:t xml:space="preserve">, </w:t>
+      </w:r>
+      <w:r>
+        <w:rPr>
+          <w:rFonts w:ascii="Consolas" w:hAnsi="Consolas" w:eastAsia="맑은 고딕"/>
+          <w:sz w:val="21"/>
+        </w:rPr>
+        <w:t xml:space="preserve">LGWR: WARN: Instance shutdown required to protect primary</w:t>
+      </w:r>
+      <w:r>
+        <w:rPr>
+          <w:rFonts w:ascii="맑은 고딕" w:hAnsi="맑은 고딕" w:eastAsia="맑은 고딕"/>
+          <w:sz w:val="21"/>
+        </w:rPr>
+        <w:t xml:space="preserve">. 그리고 마지막에 </w:t>
+      </w:r>
+      <w:r>
+        <w:rPr>
+          <w:rFonts w:ascii="Consolas" w:hAnsi="Consolas" w:eastAsia="맑은 고딕"/>
+          <w:sz w:val="21"/>
+        </w:rPr>
+        <w:t xml:space="preserve">Instance terminated by LGWR, pid = ...</w:t>
+      </w:r>
+      <w:r>
+        <w:rPr>
+          <w:rFonts w:ascii="맑은 고딕" w:hAnsi="맑은 고딕" w:eastAsia="맑은 고딕"/>
+          <w:sz w:val="21"/>
+        </w:rPr>
+        <w:t xml:space="preserve">이 남는다. 이 흐름이 보이면 장애가 아니라 설계된 동작임을 알 수 있다. 종료를 수행한 것이 PMON이나 SMON이 아니라 LGWR이라는 점도 근거가 된다.</w:t>
       </w:r>
     </w:p>
     <w:p>
       <w:r>
         <w:rPr>
           <w:rFonts w:ascii="맑은 고딕" w:hAnsi="맑은 고딕" w:eastAsia="맑은 고딕"/>
-          <w:sz w:val="21"/>
-        </w:rPr>
-        <w:t>**선택 A — Standby를 먼저 살린다.** Standby를 마운트하고 리두 적용을 시작한 뒤 Primary를 연다. 무손실 보장을 유지한 채 재개할 수 있다는 것이 장점이다. Standby가 즉시 복구 가능한 상황이라면 이쪽이 낫다.</w:t>
+          <w:b/>
+          <w:sz w:val="21"/>
+        </w:rPr>
+        <w:t xml:space="preserve">선택 A — Standby를 먼저 살린다.</w:t>
+      </w:r>
+      <w:r>
+        <w:rPr>
+          <w:rFonts w:ascii="맑은 고딕" w:hAnsi="맑은 고딕" w:eastAsia="맑은 고딕"/>
+          <w:sz w:val="21"/>
+        </w:rPr>
+        <w:t xml:space="preserve"> Standby를 마운트하고 리두 적용을 시작한 뒤 Primary를 연다. 무손실 보장을 유지한 채 재개할 수 있다는 것이 장점이다. Standby가 즉시 복구 가능한 상황이라면 이쪽이 낫다.</w:t>
       </w:r>
     </w:p>
     <w:p>
       <w:r>
         <w:rPr>
           <w:rFonts w:ascii="맑은 고딕" w:hAnsi="맑은 고딕" w:eastAsia="맑은 고딕"/>
-          <w:sz w:val="21"/>
-        </w:rPr>
-        <w:t>**선택 B — 보호 모드를 낮춘다.** Primary는 마운트 상태로만 올라오므로 `STARTUP MOUNT` → `ALTER DATABASE SET STANDBY DATABASE TO MAXIMIZE PERFORMANCE` → `ALTER DATABASE OPEN` 순서를 밟는다. 서비스를 먼저 살리는 대신 그 순간부터 무손실 보장이 없다. 이 결정은 관계자에게 알리고 기록으로 남겨야 한다.</w:t>
+          <w:b/>
+          <w:sz w:val="21"/>
+        </w:rPr>
+        <w:t xml:space="preserve">선택 B — 보호 모드를 낮춘다.</w:t>
+      </w:r>
+      <w:r>
+        <w:rPr>
+          <w:rFonts w:ascii="맑은 고딕" w:hAnsi="맑은 고딕" w:eastAsia="맑은 고딕"/>
+          <w:sz w:val="21"/>
+        </w:rPr>
+        <w:t xml:space="preserve"> Primary는 마운트 상태로만 올라오므로 </w:t>
+      </w:r>
+      <w:r>
+        <w:rPr>
+          <w:rFonts w:ascii="Consolas" w:hAnsi="Consolas" w:eastAsia="맑은 고딕"/>
+          <w:sz w:val="21"/>
+        </w:rPr>
+        <w:t xml:space="preserve">STARTUP MOUNT</w:t>
+      </w:r>
+      <w:r>
+        <w:rPr>
+          <w:rFonts w:ascii="맑은 고딕" w:hAnsi="맑은 고딕" w:eastAsia="맑은 고딕"/>
+          <w:sz w:val="21"/>
+        </w:rPr>
+        <w:t xml:space="preserve"> → </w:t>
+      </w:r>
+      <w:r>
+        <w:rPr>
+          <w:rFonts w:ascii="Consolas" w:hAnsi="Consolas" w:eastAsia="맑은 고딕"/>
+          <w:sz w:val="21"/>
+        </w:rPr>
+        <w:t xml:space="preserve">ALTER DATABASE SET STANDBY DATABASE TO MAXIMIZE PERFORMANCE</w:t>
+      </w:r>
+      <w:r>
+        <w:rPr>
+          <w:rFonts w:ascii="맑은 고딕" w:hAnsi="맑은 고딕" w:eastAsia="맑은 고딕"/>
+          <w:sz w:val="21"/>
+        </w:rPr>
+        <w:t xml:space="preserve"> → </w:t>
+      </w:r>
+      <w:r>
+        <w:rPr>
+          <w:rFonts w:ascii="Consolas" w:hAnsi="Consolas" w:eastAsia="맑은 고딕"/>
+          <w:sz w:val="21"/>
+        </w:rPr>
+        <w:t xml:space="preserve">ALTER DATABASE OPEN</w:t>
+      </w:r>
+      <w:r>
+        <w:rPr>
+          <w:rFonts w:ascii="맑은 고딕" w:hAnsi="맑은 고딕" w:eastAsia="맑은 고딕"/>
+          <w:sz w:val="21"/>
+        </w:rPr>
+        <w:t xml:space="preserve"> 순서를 밟는다. 서비스를 먼저 살리는 대신 그 순간부터 무손실 보장이 없다. 이 결정은 관계자에게 알리고 기록으로 남겨야 한다.</w:t>
       </w:r>
     </w:p>
     <w:p>
@@ -799,10 +2066,17 @@
     <w:p>
       <w:r>
         <w:rPr>
-          <w:rFonts w:ascii="맑은 고딕" w:hAnsi="맑은 고딕" w:eastAsia="맑은 고딕"/>
-          <w:sz w:val="21"/>
-        </w:rPr>
-        <w:t>`SHUTDOWN ABORT`로 죽인 데이터베이스는 인스턴스 복구가 필요한 상태로 남는다. Standby의 경우 그 복구는 미디어 복구, 즉 MRP가 리두를 적용하는 것으로 이루어진다. ORA-10458은 "standby database requires recovery", ORA-01196은 "file 1 is inconsistent due to a failed media recovery session"이며 함께 데이터 파일 경로를 알려 준다. 즉 데이터 파일이 아직 일관된 상태가 아니어서 읽기 전용으로도 열 수 없다는 뜻이다.</w:t>
+          <w:rFonts w:ascii="Consolas" w:hAnsi="Consolas" w:eastAsia="맑은 고딕"/>
+          <w:sz w:val="21"/>
+        </w:rPr>
+        <w:t xml:space="preserve">SHUTDOWN ABORT</w:t>
+      </w:r>
+      <w:r>
+        <w:rPr>
+          <w:rFonts w:ascii="맑은 고딕" w:hAnsi="맑은 고딕" w:eastAsia="맑은 고딕"/>
+          <w:sz w:val="21"/>
+        </w:rPr>
+        <w:t xml:space="preserve">로 죽인 데이터베이스는 인스턴스 복구가 필요한 상태로 남는다. Standby의 경우 그 복구는 미디어 복구, 즉 MRP가 리두를 적용하는 것으로 이루어진다. ORA-10458은 "standby database requires recovery", ORA-01196은 "file 1 is inconsistent due to a failed media recovery session"이며 함께 데이터 파일 경로를 알려 준다. 즉 데이터 파일이 아직 일관된 상태가 아니어서 읽기 전용으로도 열 수 없다는 뜻이다.</w:t>
       </w:r>
     </w:p>
     <w:p>
@@ -811,7 +2085,63 @@
           <w:rFonts w:ascii="맑은 고딕" w:hAnsi="맑은 고딕" w:eastAsia="맑은 고딕"/>
           <w:sz w:val="21"/>
         </w:rPr>
-        <w:t>조치는 MRP를 먼저 돌려 따라잡게 하는 것이다. `STARTUP MOUNT` 후 `ALTER DATABASE RECOVER MANAGED STANDBY DATABASE USING CURRENT LOGFILE DISCONNECT FROM SESSION`을 실행하고, 적용이 진행되어 파일이 일관된 상태가 되면 `ALTER DATABASE RECOVER MANAGED STANDBY DATABASE CANCEL` → `ALTER DATABASE OPEN READ ONLY` → PDB 오픈 → MRP 재기동 순서로 진행한다.</w:t>
+        <w:t xml:space="preserve">조치는 MRP를 먼저 돌려 따라잡게 하는 것이다. </w:t>
+      </w:r>
+      <w:r>
+        <w:rPr>
+          <w:rFonts w:ascii="Consolas" w:hAnsi="Consolas" w:eastAsia="맑은 고딕"/>
+          <w:sz w:val="21"/>
+        </w:rPr>
+        <w:t xml:space="preserve">STARTUP MOUNT</w:t>
+      </w:r>
+      <w:r>
+        <w:rPr>
+          <w:rFonts w:ascii="맑은 고딕" w:hAnsi="맑은 고딕" w:eastAsia="맑은 고딕"/>
+          <w:sz w:val="21"/>
+        </w:rPr>
+        <w:t xml:space="preserve"> 후 </w:t>
+      </w:r>
+      <w:r>
+        <w:rPr>
+          <w:rFonts w:ascii="Consolas" w:hAnsi="Consolas" w:eastAsia="맑은 고딕"/>
+          <w:sz w:val="21"/>
+        </w:rPr>
+        <w:t xml:space="preserve">ALTER DATABASE RECOVER MANAGED STANDBY DATABASE USING CURRENT LOGFILE DISCONNECT FROM SESSION</w:t>
+      </w:r>
+      <w:r>
+        <w:rPr>
+          <w:rFonts w:ascii="맑은 고딕" w:hAnsi="맑은 고딕" w:eastAsia="맑은 고딕"/>
+          <w:sz w:val="21"/>
+        </w:rPr>
+        <w:t xml:space="preserve">을 실행하고, 적용이 진행되어 파일이 일관된 상태가 되면 </w:t>
+      </w:r>
+      <w:r>
+        <w:rPr>
+          <w:rFonts w:ascii="Consolas" w:hAnsi="Consolas" w:eastAsia="맑은 고딕"/>
+          <w:sz w:val="21"/>
+        </w:rPr>
+        <w:t xml:space="preserve">ALTER DATABASE RECOVER MANAGED STANDBY DATABASE CANCEL</w:t>
+      </w:r>
+      <w:r>
+        <w:rPr>
+          <w:rFonts w:ascii="맑은 고딕" w:hAnsi="맑은 고딕" w:eastAsia="맑은 고딕"/>
+          <w:sz w:val="21"/>
+        </w:rPr>
+        <w:t xml:space="preserve"> → </w:t>
+      </w:r>
+      <w:r>
+        <w:rPr>
+          <w:rFonts w:ascii="Consolas" w:hAnsi="Consolas" w:eastAsia="맑은 고딕"/>
+          <w:sz w:val="21"/>
+        </w:rPr>
+        <w:t xml:space="preserve">ALTER DATABASE OPEN READ ONLY</w:t>
+      </w:r>
+      <w:r>
+        <w:rPr>
+          <w:rFonts w:ascii="맑은 고딕" w:hAnsi="맑은 고딕" w:eastAsia="맑은 고딕"/>
+          <w:sz w:val="21"/>
+        </w:rPr>
+        <w:t xml:space="preserve"> → PDB 오픈 → MRP 재기동 순서로 진행한다.</w:t>
       </w:r>
     </w:p>
     <w:p>
@@ -863,45 +2193,271 @@
       <w:r>
         <w:rPr>
           <w:rFonts w:ascii="맑은 고딕" w:hAnsi="맑은 고딕" w:eastAsia="맑은 고딕"/>
-          <w:sz w:val="21"/>
-        </w:rPr>
-        <w:t>**① Primary에서 `V$ARCHIVE_DEST`의 `VALID_NOW`를 본다.** YES가 아니면 설정 문제이므로 여기서 끝난다. WRONG VALID_ROLE이면 `VALID_FOR` 오설정이다. 오류를 더 찾을 필요가 없다.</w:t>
+          <w:b/>
+          <w:sz w:val="21"/>
+        </w:rPr>
+        <w:t xml:space="preserve">① Primary에서 </w:t>
+      </w:r>
+      <w:r>
+        <w:rPr>
+          <w:rFonts w:ascii="Consolas" w:hAnsi="Consolas" w:eastAsia="맑은 고딕"/>
+          <w:b/>
+          <w:sz w:val="21"/>
+        </w:rPr>
+        <w:t xml:space="preserve">V$ARCHIVE_DEST</w:t>
+      </w:r>
+      <w:r>
+        <w:rPr>
+          <w:rFonts w:ascii="맑은 고딕" w:hAnsi="맑은 고딕" w:eastAsia="맑은 고딕"/>
+          <w:b/>
+          <w:sz w:val="21"/>
+        </w:rPr>
+        <w:t xml:space="preserve">의 </w:t>
+      </w:r>
+      <w:r>
+        <w:rPr>
+          <w:rFonts w:ascii="Consolas" w:hAnsi="Consolas" w:eastAsia="맑은 고딕"/>
+          <w:b/>
+          <w:sz w:val="21"/>
+        </w:rPr>
+        <w:t xml:space="preserve">VALID_NOW</w:t>
+      </w:r>
+      <w:r>
+        <w:rPr>
+          <w:rFonts w:ascii="맑은 고딕" w:hAnsi="맑은 고딕" w:eastAsia="맑은 고딕"/>
+          <w:b/>
+          <w:sz w:val="21"/>
+        </w:rPr>
+        <w:t xml:space="preserve">를 본다.</w:t>
+      </w:r>
+      <w:r>
+        <w:rPr>
+          <w:rFonts w:ascii="맑은 고딕" w:hAnsi="맑은 고딕" w:eastAsia="맑은 고딕"/>
+          <w:sz w:val="21"/>
+        </w:rPr>
+        <w:t xml:space="preserve"> YES가 아니면 설정 문제이므로 여기서 끝난다. WRONG VALID_ROLE이면 </w:t>
+      </w:r>
+      <w:r>
+        <w:rPr>
+          <w:rFonts w:ascii="Consolas" w:hAnsi="Consolas" w:eastAsia="맑은 고딕"/>
+          <w:sz w:val="21"/>
+        </w:rPr>
+        <w:t xml:space="preserve">VALID_FOR</w:t>
+      </w:r>
+      <w:r>
+        <w:rPr>
+          <w:rFonts w:ascii="맑은 고딕" w:hAnsi="맑은 고딕" w:eastAsia="맑은 고딕"/>
+          <w:sz w:val="21"/>
+        </w:rPr>
+        <w:t xml:space="preserve"> 오설정이다. 오류를 더 찾을 필요가 없다.</w:t>
       </w:r>
     </w:p>
     <w:p>
       <w:r>
         <w:rPr>
           <w:rFonts w:ascii="맑은 고딕" w:hAnsi="맑은 고딕" w:eastAsia="맑은 고딕"/>
-          <w:sz w:val="21"/>
-        </w:rPr>
-        <w:t>**② YES라면 `V$ARCHIVE_DEST_STATUS`의 `STATUS`와 `ERROR`를 본다.** ERROR에 ORA- 번호가 있으면 그것이 실제 원인이다. ORA-03113이면 연결 단절(네트워크 또는 인스턴스 다운), ORA-12514면 리스너는 살아 있으나 서비스가 없음, ORA-01034면 인스턴스가 없음이다. `STATUS`가 DEFERRED면 사람이 껐고 DISABLED면 재시도 한도를 넘겨 오라클이 껐다.</w:t>
+          <w:b/>
+          <w:sz w:val="21"/>
+        </w:rPr>
+        <w:t xml:space="preserve">② YES라면 </w:t>
+      </w:r>
+      <w:r>
+        <w:rPr>
+          <w:rFonts w:ascii="Consolas" w:hAnsi="Consolas" w:eastAsia="맑은 고딕"/>
+          <w:b/>
+          <w:sz w:val="21"/>
+        </w:rPr>
+        <w:t xml:space="preserve">V$ARCHIVE_DEST_STATUS</w:t>
+      </w:r>
+      <w:r>
+        <w:rPr>
+          <w:rFonts w:ascii="맑은 고딕" w:hAnsi="맑은 고딕" w:eastAsia="맑은 고딕"/>
+          <w:b/>
+          <w:sz w:val="21"/>
+        </w:rPr>
+        <w:t xml:space="preserve">의 </w:t>
+      </w:r>
+      <w:r>
+        <w:rPr>
+          <w:rFonts w:ascii="Consolas" w:hAnsi="Consolas" w:eastAsia="맑은 고딕"/>
+          <w:b/>
+          <w:sz w:val="21"/>
+        </w:rPr>
+        <w:t xml:space="preserve">STATUS</w:t>
+      </w:r>
+      <w:r>
+        <w:rPr>
+          <w:rFonts w:ascii="맑은 고딕" w:hAnsi="맑은 고딕" w:eastAsia="맑은 고딕"/>
+          <w:b/>
+          <w:sz w:val="21"/>
+        </w:rPr>
+        <w:t xml:space="preserve">와 </w:t>
+      </w:r>
+      <w:r>
+        <w:rPr>
+          <w:rFonts w:ascii="Consolas" w:hAnsi="Consolas" w:eastAsia="맑은 고딕"/>
+          <w:b/>
+          <w:sz w:val="21"/>
+        </w:rPr>
+        <w:t xml:space="preserve">ERROR</w:t>
+      </w:r>
+      <w:r>
+        <w:rPr>
+          <w:rFonts w:ascii="맑은 고딕" w:hAnsi="맑은 고딕" w:eastAsia="맑은 고딕"/>
+          <w:b/>
+          <w:sz w:val="21"/>
+        </w:rPr>
+        <w:t xml:space="preserve">를 본다.</w:t>
+      </w:r>
+      <w:r>
+        <w:rPr>
+          <w:rFonts w:ascii="맑은 고딕" w:hAnsi="맑은 고딕" w:eastAsia="맑은 고딕"/>
+          <w:sz w:val="21"/>
+        </w:rPr>
+        <w:t xml:space="preserve"> ERROR에 ORA- 번호가 있으면 그것이 실제 원인이다. ORA-03113이면 연결 단절(네트워크 또는 인스턴스 다운), ORA-12514면 리스너는 살아 있으나 서비스가 없음, ORA-01034면 인스턴스가 없음이다. </w:t>
+      </w:r>
+      <w:r>
+        <w:rPr>
+          <w:rFonts w:ascii="Consolas" w:hAnsi="Consolas" w:eastAsia="맑은 고딕"/>
+          <w:sz w:val="21"/>
+        </w:rPr>
+        <w:t xml:space="preserve">STATUS</w:t>
+      </w:r>
+      <w:r>
+        <w:rPr>
+          <w:rFonts w:ascii="맑은 고딕" w:hAnsi="맑은 고딕" w:eastAsia="맑은 고딕"/>
+          <w:sz w:val="21"/>
+        </w:rPr>
+        <w:t xml:space="preserve">가 DEFERRED면 사람이 껐고 DISABLED면 재시도 한도를 넘겨 오라클이 껐다.</w:t>
       </w:r>
     </w:p>
     <w:p>
       <w:r>
         <w:rPr>
           <w:rFonts w:ascii="맑은 고딕" w:hAnsi="맑은 고딕" w:eastAsia="맑은 고딕"/>
-          <w:sz w:val="21"/>
-        </w:rPr>
-        <w:t>**③ 둘 다 정상인데 리두가 안 가면 `V$DATAGUARD_PROCESS`의 `ACTION`을 본다.** 전송 프로세스(TTnn 또는 NSSn)가 IDLE에 머물러 있는지 WRITING으로 움직이는지가 드러난다. 움직이지 않으면 Primary 쪽에서 보낼 리두가 없는 것일 수 있으므로 `ALTER SYSTEM ARCHIVE LOG CURRENT`로 강제 전송해 본다.</w:t>
+          <w:b/>
+          <w:sz w:val="21"/>
+        </w:rPr>
+        <w:t xml:space="preserve">③ 둘 다 정상인데 리두가 안 가면 </w:t>
+      </w:r>
+      <w:r>
+        <w:rPr>
+          <w:rFonts w:ascii="Consolas" w:hAnsi="Consolas" w:eastAsia="맑은 고딕"/>
+          <w:b/>
+          <w:sz w:val="21"/>
+        </w:rPr>
+        <w:t xml:space="preserve">V$DATAGUARD_PROCESS</w:t>
+      </w:r>
+      <w:r>
+        <w:rPr>
+          <w:rFonts w:ascii="맑은 고딕" w:hAnsi="맑은 고딕" w:eastAsia="맑은 고딕"/>
+          <w:b/>
+          <w:sz w:val="21"/>
+        </w:rPr>
+        <w:t xml:space="preserve">의 </w:t>
+      </w:r>
+      <w:r>
+        <w:rPr>
+          <w:rFonts w:ascii="Consolas" w:hAnsi="Consolas" w:eastAsia="맑은 고딕"/>
+          <w:b/>
+          <w:sz w:val="21"/>
+        </w:rPr>
+        <w:t xml:space="preserve">ACTION</w:t>
+      </w:r>
+      <w:r>
+        <w:rPr>
+          <w:rFonts w:ascii="맑은 고딕" w:hAnsi="맑은 고딕" w:eastAsia="맑은 고딕"/>
+          <w:b/>
+          <w:sz w:val="21"/>
+        </w:rPr>
+        <w:t xml:space="preserve">을 본다.</w:t>
+      </w:r>
+      <w:r>
+        <w:rPr>
+          <w:rFonts w:ascii="맑은 고딕" w:hAnsi="맑은 고딕" w:eastAsia="맑은 고딕"/>
+          <w:sz w:val="21"/>
+        </w:rPr>
+        <w:t xml:space="preserve"> 전송 프로세스(TTnn 또는 NSSn)가 IDLE에 머물러 있는지 WRITING으로 움직이는지가 드러난다. 움직이지 않으면 Primary 쪽에서 보낼 리두가 없는 것일 수 있으므로 </w:t>
+      </w:r>
+      <w:r>
+        <w:rPr>
+          <w:rFonts w:ascii="Consolas" w:hAnsi="Consolas" w:eastAsia="맑은 고딕"/>
+          <w:sz w:val="21"/>
+        </w:rPr>
+        <w:t xml:space="preserve">ALTER SYSTEM ARCHIVE LOG CURRENT</w:t>
+      </w:r>
+      <w:r>
+        <w:rPr>
+          <w:rFonts w:ascii="맑은 고딕" w:hAnsi="맑은 고딕" w:eastAsia="맑은 고딕"/>
+          <w:sz w:val="21"/>
+        </w:rPr>
+        <w:t xml:space="preserve">로 강제 전송해 본다.</w:t>
       </w:r>
     </w:p>
     <w:p>
       <w:r>
         <w:rPr>
           <w:rFonts w:ascii="맑은 고딕" w:hAnsi="맑은 고딕" w:eastAsia="맑은 고딕"/>
-          <w:sz w:val="21"/>
-        </w:rPr>
-        <w:t>**④ Standby에서 `V$MANAGED_STANDBY`의 RFS를 확인한다.** RFS가 없거나 시퀀스가 오르지 않으면 수신 자체가 안 되는 것이다. 리스너 상태와 정적 등록을 확인한다(3장).</w:t>
+          <w:b/>
+          <w:sz w:val="21"/>
+        </w:rPr>
+        <w:t xml:space="preserve">④ Standby에서 </w:t>
+      </w:r>
+      <w:r>
+        <w:rPr>
+          <w:rFonts w:ascii="Consolas" w:hAnsi="Consolas" w:eastAsia="맑은 고딕"/>
+          <w:b/>
+          <w:sz w:val="21"/>
+        </w:rPr>
+        <w:t xml:space="preserve">V$MANAGED_STANDBY</w:t>
+      </w:r>
+      <w:r>
+        <w:rPr>
+          <w:rFonts w:ascii="맑은 고딕" w:hAnsi="맑은 고딕" w:eastAsia="맑은 고딕"/>
+          <w:b/>
+          <w:sz w:val="21"/>
+        </w:rPr>
+        <w:t xml:space="preserve">의 RFS를 확인한다.</w:t>
+      </w:r>
+      <w:r>
+        <w:rPr>
+          <w:rFonts w:ascii="맑은 고딕" w:hAnsi="맑은 고딕" w:eastAsia="맑은 고딕"/>
+          <w:sz w:val="21"/>
+        </w:rPr>
+        <w:t xml:space="preserve"> RFS가 없거나 시퀀스가 오르지 않으면 수신 자체가 안 되는 것이다. 리스너 상태와 정적 등록을 확인한다(3장).</w:t>
       </w:r>
     </w:p>
     <w:p>
       <w:r>
         <w:rPr>
           <w:rFonts w:ascii="맑은 고딕" w:hAnsi="맑은 고딕" w:eastAsia="맑은 고딕"/>
-          <w:sz w:val="21"/>
-        </w:rPr>
-        <w:t>**⑤ `V$DATAGUARD_STATS`로 transport lag와 apply lag를 나누어 본다.** transport lag만 크면 전송 문제, apply lag만 크면 적용 문제로 방향이 갈린다.</w:t>
+          <w:b/>
+          <w:sz w:val="21"/>
+        </w:rPr>
+        <w:t xml:space="preserve">⑤ </w:t>
+      </w:r>
+      <w:r>
+        <w:rPr>
+          <w:rFonts w:ascii="Consolas" w:hAnsi="Consolas" w:eastAsia="맑은 고딕"/>
+          <w:b/>
+          <w:sz w:val="21"/>
+        </w:rPr>
+        <w:t xml:space="preserve">V$DATAGUARD_STATS</w:t>
+      </w:r>
+      <w:r>
+        <w:rPr>
+          <w:rFonts w:ascii="맑은 고딕" w:hAnsi="맑은 고딕" w:eastAsia="맑은 고딕"/>
+          <w:b/>
+          <w:sz w:val="21"/>
+        </w:rPr>
+        <w:t xml:space="preserve">로 transport lag와 apply lag를 나누어 본다.</w:t>
+      </w:r>
+      <w:r>
+        <w:rPr>
+          <w:rFonts w:ascii="맑은 고딕" w:hAnsi="맑은 고딕" w:eastAsia="맑은 고딕"/>
+          <w:sz w:val="21"/>
+        </w:rPr>
+        <w:t xml:space="preserve"> transport lag만 크면 전송 문제, apply lag만 크면 적용 문제로 방향이 갈린다.</w:t>
       </w:r>
     </w:p>
     <w:p>
@@ -936,63 +2492,266 @@
       <w:r>
         <w:rPr>
           <w:rFonts w:ascii="맑은 고딕" w:hAnsi="맑은 고딕" w:eastAsia="맑은 고딕"/>
-          <w:sz w:val="21"/>
-        </w:rPr>
-        <w:t>**① SRL 확인.** `SELECT group#, bytes/1024/1024 mb, status FROM v$standby_log;`를 양쪽에서 실행한다. 개수가 온라인 리두 그룹 수 + 1 이상, 크기가 동일해야 한다. 없으면 4장의 절차로 만든다. 건너뛰면 동기 전송 자체가 성립하지 않는다.</w:t>
+          <w:b/>
+          <w:sz w:val="21"/>
+        </w:rPr>
+        <w:t xml:space="preserve">① SRL 확인.</w:t>
+      </w:r>
+      <w:r>
+        <w:rPr>
+          <w:rFonts w:ascii="맑은 고딕" w:hAnsi="맑은 고딕" w:eastAsia="맑은 고딕"/>
+          <w:sz w:val="21"/>
+        </w:rPr>
+        <w:t xml:space="preserve"> </w:t>
+      </w:r>
+      <w:r>
+        <w:rPr>
+          <w:rFonts w:ascii="Consolas" w:hAnsi="Consolas" w:eastAsia="맑은 고딕"/>
+          <w:sz w:val="21"/>
+        </w:rPr>
+        <w:t xml:space="preserve">SELECT group#, bytes/1024/1024 mb, status FROM v$standby_log;</w:t>
+      </w:r>
+      <w:r>
+        <w:rPr>
+          <w:rFonts w:ascii="맑은 고딕" w:hAnsi="맑은 고딕" w:eastAsia="맑은 고딕"/>
+          <w:sz w:val="21"/>
+        </w:rPr>
+        <w:t xml:space="preserve">를 양쪽에서 실행한다. 개수가 온라인 리두 그룹 수 + 1 이상, 크기가 동일해야 한다. 없으면 4장의 절차로 만든다. 건너뛰면 동기 전송 자체가 성립하지 않는다.</w:t>
       </w:r>
     </w:p>
     <w:p>
       <w:r>
         <w:rPr>
           <w:rFonts w:ascii="맑은 고딕" w:hAnsi="맑은 고딕" w:eastAsia="맑은 고딕"/>
-          <w:sz w:val="21"/>
-        </w:rPr>
-        <w:t>**② 목적지를 SYNC AFFIRM으로 변경.** `ALTER SYSTEM SET log_archive_dest_2 = 'service=boston SYNC AFFIRM valid_for=(online_logfiles,primary_role) db_unique_name=boston' SCOPE=BOTH;` 확인은 `V$ARCHIVE_DEST`의 `TRANSMIT_MODE`가 PARALLELSYNC, `AFFIRM`이 YES가 되는 것이다. 건너뛰면 ③ 이후가 RESYNCHRONIZATION에 머문다.</w:t>
+          <w:b/>
+          <w:sz w:val="21"/>
+        </w:rPr>
+        <w:t xml:space="preserve">② 목적지를 SYNC AFFIRM으로 변경.</w:t>
+      </w:r>
+      <w:r>
+        <w:rPr>
+          <w:rFonts w:ascii="맑은 고딕" w:hAnsi="맑은 고딕" w:eastAsia="맑은 고딕"/>
+          <w:sz w:val="21"/>
+        </w:rPr>
+        <w:t xml:space="preserve"> </w:t>
+      </w:r>
+      <w:r>
+        <w:rPr>
+          <w:rFonts w:ascii="Consolas" w:hAnsi="Consolas" w:eastAsia="맑은 고딕"/>
+          <w:sz w:val="21"/>
+        </w:rPr>
+        <w:t xml:space="preserve">ALTER SYSTEM SET log_archive_dest_2 = 'service=boston SYNC AFFIRM valid_for=(online_logfiles,primary_role) db_unique_name=boston' SCOPE=BOTH;</w:t>
+      </w:r>
+      <w:r>
+        <w:rPr>
+          <w:rFonts w:ascii="맑은 고딕" w:hAnsi="맑은 고딕" w:eastAsia="맑은 고딕"/>
+          <w:sz w:val="21"/>
+        </w:rPr>
+        <w:t xml:space="preserve"> 확인은 </w:t>
+      </w:r>
+      <w:r>
+        <w:rPr>
+          <w:rFonts w:ascii="Consolas" w:hAnsi="Consolas" w:eastAsia="맑은 고딕"/>
+          <w:sz w:val="21"/>
+        </w:rPr>
+        <w:t xml:space="preserve">V$ARCHIVE_DEST</w:t>
+      </w:r>
+      <w:r>
+        <w:rPr>
+          <w:rFonts w:ascii="맑은 고딕" w:hAnsi="맑은 고딕" w:eastAsia="맑은 고딕"/>
+          <w:sz w:val="21"/>
+        </w:rPr>
+        <w:t xml:space="preserve">의 </w:t>
+      </w:r>
+      <w:r>
+        <w:rPr>
+          <w:rFonts w:ascii="Consolas" w:hAnsi="Consolas" w:eastAsia="맑은 고딕"/>
+          <w:sz w:val="21"/>
+        </w:rPr>
+        <w:t xml:space="preserve">TRANSMIT_MODE</w:t>
+      </w:r>
+      <w:r>
+        <w:rPr>
+          <w:rFonts w:ascii="맑은 고딕" w:hAnsi="맑은 고딕" w:eastAsia="맑은 고딕"/>
+          <w:sz w:val="21"/>
+        </w:rPr>
+        <w:t xml:space="preserve">가 PARALLELSYNC, </w:t>
+      </w:r>
+      <w:r>
+        <w:rPr>
+          <w:rFonts w:ascii="Consolas" w:hAnsi="Consolas" w:eastAsia="맑은 고딕"/>
+          <w:sz w:val="21"/>
+        </w:rPr>
+        <w:t xml:space="preserve">AFFIRM</w:t>
+      </w:r>
+      <w:r>
+        <w:rPr>
+          <w:rFonts w:ascii="맑은 고딕" w:hAnsi="맑은 고딕" w:eastAsia="맑은 고딕"/>
+          <w:sz w:val="21"/>
+        </w:rPr>
+        <w:t xml:space="preserve">이 YES가 되는 것이다. 건너뛰면 ③ 이후가 RESYNCHRONIZATION에 머문다.</w:t>
       </w:r>
     </w:p>
     <w:p>
       <w:r>
         <w:rPr>
           <w:rFonts w:ascii="맑은 고딕" w:hAnsi="맑은 고딕" w:eastAsia="맑은 고딕"/>
-          <w:sz w:val="21"/>
-        </w:rPr>
-        <w:t>**③ 로그 스위치.** `ALTER SYSTEM ARCHIVE LOG CURRENT;` 전송 프로세스 전환을 매듭짓는다. 건너뛰면 NSSn 전환이 지연되어 판단이 흐려진다.</w:t>
+          <w:b/>
+          <w:sz w:val="21"/>
+        </w:rPr>
+        <w:t xml:space="preserve">③ 로그 스위치.</w:t>
+      </w:r>
+      <w:r>
+        <w:rPr>
+          <w:rFonts w:ascii="맑은 고딕" w:hAnsi="맑은 고딕" w:eastAsia="맑은 고딕"/>
+          <w:sz w:val="21"/>
+        </w:rPr>
+        <w:t xml:space="preserve"> </w:t>
+      </w:r>
+      <w:r>
+        <w:rPr>
+          <w:rFonts w:ascii="Consolas" w:hAnsi="Consolas" w:eastAsia="맑은 고딕"/>
+          <w:sz w:val="21"/>
+        </w:rPr>
+        <w:t xml:space="preserve">ALTER SYSTEM ARCHIVE LOG CURRENT;</w:t>
+      </w:r>
+      <w:r>
+        <w:rPr>
+          <w:rFonts w:ascii="맑은 고딕" w:hAnsi="맑은 고딕" w:eastAsia="맑은 고딕"/>
+          <w:sz w:val="21"/>
+        </w:rPr>
+        <w:t xml:space="preserve"> 전송 프로세스 전환을 매듭짓는다. 건너뛰면 NSSn 전환이 지연되어 판단이 흐려진다.</w:t>
       </w:r>
     </w:p>
     <w:p>
       <w:r>
         <w:rPr>
           <w:rFonts w:ascii="맑은 고딕" w:hAnsi="맑은 고딕" w:eastAsia="맑은 고딕"/>
-          <w:sz w:val="21"/>
-        </w:rPr>
-        <w:t>**④ Maximum Availability로 전환.** `ALTER DATABASE SET STANDBY DATABASE TO MAXIMIZE AVAILABILITY;` 건너뛰고 곧바로 Protection으로 가면 ORA-01126이 난다.</w:t>
+          <w:b/>
+          <w:sz w:val="21"/>
+        </w:rPr>
+        <w:t xml:space="preserve">④ Maximum Availability로 전환.</w:t>
+      </w:r>
+      <w:r>
+        <w:rPr>
+          <w:rFonts w:ascii="맑은 고딕" w:hAnsi="맑은 고딕" w:eastAsia="맑은 고딕"/>
+          <w:sz w:val="21"/>
+        </w:rPr>
+        <w:t xml:space="preserve"> </w:t>
+      </w:r>
+      <w:r>
+        <w:rPr>
+          <w:rFonts w:ascii="Consolas" w:hAnsi="Consolas" w:eastAsia="맑은 고딕"/>
+          <w:sz w:val="21"/>
+        </w:rPr>
+        <w:t xml:space="preserve">ALTER DATABASE SET STANDBY DATABASE TO MAXIMIZE AVAILABILITY;</w:t>
+      </w:r>
+      <w:r>
+        <w:rPr>
+          <w:rFonts w:ascii="맑은 고딕" w:hAnsi="맑은 고딕" w:eastAsia="맑은 고딕"/>
+          <w:sz w:val="21"/>
+        </w:rPr>
+        <w:t xml:space="preserve"> 건너뛰고 곧바로 Protection으로 가면 ORA-01126이 난다.</w:t>
       </w:r>
     </w:p>
     <w:p>
       <w:r>
         <w:rPr>
           <w:rFonts w:ascii="맑은 고딕" w:hAnsi="맑은 고딕" w:eastAsia="맑은 고딕"/>
-          <w:sz w:val="21"/>
-        </w:rPr>
-        <w:t>**⑤ LEVEL 동기화 대기.** `SELECT protection_level FROM v$database;`가 MAXIMUM AVAILABILITY가 될 때까지 기다린다. 필요하면 로그 스위치를 한 번 더 낸다. 건너뛰면 여기서도 ORA-01126이 난다.</w:t>
+          <w:b/>
+          <w:sz w:val="21"/>
+        </w:rPr>
+        <w:t xml:space="preserve">⑤ LEVEL 동기화 대기.</w:t>
+      </w:r>
+      <w:r>
+        <w:rPr>
+          <w:rFonts w:ascii="맑은 고딕" w:hAnsi="맑은 고딕" w:eastAsia="맑은 고딕"/>
+          <w:sz w:val="21"/>
+        </w:rPr>
+        <w:t xml:space="preserve"> </w:t>
+      </w:r>
+      <w:r>
+        <w:rPr>
+          <w:rFonts w:ascii="Consolas" w:hAnsi="Consolas" w:eastAsia="맑은 고딕"/>
+          <w:sz w:val="21"/>
+        </w:rPr>
+        <w:t xml:space="preserve">SELECT protection_level FROM v$database;</w:t>
+      </w:r>
+      <w:r>
+        <w:rPr>
+          <w:rFonts w:ascii="맑은 고딕" w:hAnsi="맑은 고딕" w:eastAsia="맑은 고딕"/>
+          <w:sz w:val="21"/>
+        </w:rPr>
+        <w:t xml:space="preserve">가 MAXIMUM AVAILABILITY가 될 때까지 기다린다. 필요하면 로그 스위치를 한 번 더 낸다. 건너뛰면 여기서도 ORA-01126이 난다.</w:t>
       </w:r>
     </w:p>
     <w:p>
       <w:r>
         <w:rPr>
           <w:rFonts w:ascii="맑은 고딕" w:hAnsi="맑은 고딕" w:eastAsia="맑은 고딕"/>
-          <w:sz w:val="21"/>
-        </w:rPr>
-        <w:t>**⑥ Maximum Protection으로 전환.** `ALTER DATABASE SET STANDBY DATABASE TO MAXIMIZE PROTECTION;`</w:t>
+          <w:b/>
+          <w:sz w:val="21"/>
+        </w:rPr>
+        <w:t xml:space="preserve">⑥ Maximum Protection으로 전환.</w:t>
+      </w:r>
+      <w:r>
+        <w:rPr>
+          <w:rFonts w:ascii="맑은 고딕" w:hAnsi="맑은 고딕" w:eastAsia="맑은 고딕"/>
+          <w:sz w:val="21"/>
+        </w:rPr>
+        <w:t xml:space="preserve"> </w:t>
+      </w:r>
+      <w:r>
+        <w:rPr>
+          <w:rFonts w:ascii="Consolas" w:hAnsi="Consolas" w:eastAsia="맑은 고딕"/>
+          <w:sz w:val="21"/>
+        </w:rPr>
+        <w:t xml:space="preserve">ALTER DATABASE SET STANDBY DATABASE TO MAXIMIZE PROTECTION;</w:t>
       </w:r>
     </w:p>
     <w:p>
       <w:r>
         <w:rPr>
           <w:rFonts w:ascii="맑은 고딕" w:hAnsi="맑은 고딕" w:eastAsia="맑은 고딕"/>
-          <w:sz w:val="21"/>
-        </w:rPr>
-        <w:t>**⑦ 재확인.** `PROTECTION_MODE`와 `PROTECTION_LEVEL`이 둘 다 MAXIMUM PROTECTION인지 확인한다. 명령 성공만으로 끝내지 않는다.</w:t>
+          <w:b/>
+          <w:sz w:val="21"/>
+        </w:rPr>
+        <w:t xml:space="preserve">⑦ 재확인.</w:t>
+      </w:r>
+      <w:r>
+        <w:rPr>
+          <w:rFonts w:ascii="맑은 고딕" w:hAnsi="맑은 고딕" w:eastAsia="맑은 고딕"/>
+          <w:sz w:val="21"/>
+        </w:rPr>
+        <w:t xml:space="preserve"> </w:t>
+      </w:r>
+      <w:r>
+        <w:rPr>
+          <w:rFonts w:ascii="Consolas" w:hAnsi="Consolas" w:eastAsia="맑은 고딕"/>
+          <w:sz w:val="21"/>
+        </w:rPr>
+        <w:t xml:space="preserve">PROTECTION_MODE</w:t>
+      </w:r>
+      <w:r>
+        <w:rPr>
+          <w:rFonts w:ascii="맑은 고딕" w:hAnsi="맑은 고딕" w:eastAsia="맑은 고딕"/>
+          <w:sz w:val="21"/>
+        </w:rPr>
+        <w:t xml:space="preserve">와 </w:t>
+      </w:r>
+      <w:r>
+        <w:rPr>
+          <w:rFonts w:ascii="Consolas" w:hAnsi="Consolas" w:eastAsia="맑은 고딕"/>
+          <w:sz w:val="21"/>
+        </w:rPr>
+        <w:t xml:space="preserve">PROTECTION_LEVEL</w:t>
+      </w:r>
+      <w:r>
+        <w:rPr>
+          <w:rFonts w:ascii="맑은 고딕" w:hAnsi="맑은 고딕" w:eastAsia="맑은 고딕"/>
+          <w:sz w:val="21"/>
+        </w:rPr>
+        <w:t xml:space="preserve">이 둘 다 MAXIMUM PROTECTION인지 확인한다. 명령 성공만으로 끝내지 않는다.</w:t>
       </w:r>
     </w:p>
     <w:p>
@@ -1027,36 +2786,293 @@
       <w:r>
         <w:rPr>
           <w:rFonts w:ascii="맑은 고딕" w:hAnsi="맑은 고딕" w:eastAsia="맑은 고딕"/>
-          <w:sz w:val="21"/>
-        </w:rPr>
-        <w:t>**변경 전 준비.** 현재 값을 캡처한다. `SELECT value FROM v$parameter WHERE name='log_archive_dest_2';`와 `V$ARCHIVE_DEST` 전체 행을 저장해 둔다. 되돌릴 때 근거가 된다. 보호 모드가 Maximum Protection이라면 먼저 낮춘다. 전송 속성을 잘못 건드리면 Primary가 종료되기 때문이다. Standby의 SRL 유무도 확인한다.</w:t>
+          <w:b/>
+          <w:sz w:val="21"/>
+        </w:rPr>
+        <w:t xml:space="preserve">변경 전 준비.</w:t>
+      </w:r>
+      <w:r>
+        <w:rPr>
+          <w:rFonts w:ascii="맑은 고딕" w:hAnsi="맑은 고딕" w:eastAsia="맑은 고딕"/>
+          <w:sz w:val="21"/>
+        </w:rPr>
+        <w:t xml:space="preserve"> 현재 값을 캡처한다. </w:t>
+      </w:r>
+      <w:r>
+        <w:rPr>
+          <w:rFonts w:ascii="Consolas" w:hAnsi="Consolas" w:eastAsia="맑은 고딕"/>
+          <w:sz w:val="21"/>
+        </w:rPr>
+        <w:t xml:space="preserve">SELECT value FROM v$parameter WHERE name='log_archive_dest_2';</w:t>
+      </w:r>
+      <w:r>
+        <w:rPr>
+          <w:rFonts w:ascii="맑은 고딕" w:hAnsi="맑은 고딕" w:eastAsia="맑은 고딕"/>
+          <w:sz w:val="21"/>
+        </w:rPr>
+        <w:t xml:space="preserve">와 </w:t>
+      </w:r>
+      <w:r>
+        <w:rPr>
+          <w:rFonts w:ascii="Consolas" w:hAnsi="Consolas" w:eastAsia="맑은 고딕"/>
+          <w:sz w:val="21"/>
+        </w:rPr>
+        <w:t xml:space="preserve">V$ARCHIVE_DEST</w:t>
+      </w:r>
+      <w:r>
+        <w:rPr>
+          <w:rFonts w:ascii="맑은 고딕" w:hAnsi="맑은 고딕" w:eastAsia="맑은 고딕"/>
+          <w:sz w:val="21"/>
+        </w:rPr>
+        <w:t xml:space="preserve"> 전체 행을 저장해 둔다. 되돌릴 때 근거가 된다. 보호 모드가 Maximum Protection이라면 먼저 낮춘다. 전송 속성을 잘못 건드리면 Primary가 종료되기 때문이다. Standby의 SRL 유무도 확인한다.</w:t>
       </w:r>
     </w:p>
     <w:p>
       <w:r>
         <w:rPr>
           <w:rFonts w:ascii="맑은 고딕" w:hAnsi="맑은 고딕" w:eastAsia="맑은 고딕"/>
-          <w:sz w:val="21"/>
-        </w:rPr>
-        <w:t>**변경.** 문자열을 **완전하게** 적는다. 속성을 생략하면 기본값으로 되돌아가므로 `SYNC`만 쓰고 `AFFIRM`을 빼면 NOAFFIRM이 된다. 운영 반영이면 `SCOPE=BOTH`, 임시 실험이면 `SCOPE=MEMORY`를 쓴다.</w:t>
+          <w:b/>
+          <w:sz w:val="21"/>
+        </w:rPr>
+        <w:t xml:space="preserve">변경.</w:t>
+      </w:r>
+      <w:r>
+        <w:rPr>
+          <w:rFonts w:ascii="맑은 고딕" w:hAnsi="맑은 고딕" w:eastAsia="맑은 고딕"/>
+          <w:sz w:val="21"/>
+        </w:rPr>
+        <w:t xml:space="preserve"> 문자열을 </w:t>
+      </w:r>
+      <w:r>
+        <w:rPr>
+          <w:rFonts w:ascii="맑은 고딕" w:hAnsi="맑은 고딕" w:eastAsia="맑은 고딕"/>
+          <w:b/>
+          <w:sz w:val="21"/>
+        </w:rPr>
+        <w:t xml:space="preserve">완전하게</w:t>
+      </w:r>
+      <w:r>
+        <w:rPr>
+          <w:rFonts w:ascii="맑은 고딕" w:hAnsi="맑은 고딕" w:eastAsia="맑은 고딕"/>
+          <w:sz w:val="21"/>
+        </w:rPr>
+        <w:t xml:space="preserve"> 적는다. 속성을 생략하면 기본값으로 되돌아가므로 </w:t>
+      </w:r>
+      <w:r>
+        <w:rPr>
+          <w:rFonts w:ascii="Consolas" w:hAnsi="Consolas" w:eastAsia="맑은 고딕"/>
+          <w:sz w:val="21"/>
+        </w:rPr>
+        <w:t xml:space="preserve">SYNC</w:t>
+      </w:r>
+      <w:r>
+        <w:rPr>
+          <w:rFonts w:ascii="맑은 고딕" w:hAnsi="맑은 고딕" w:eastAsia="맑은 고딕"/>
+          <w:sz w:val="21"/>
+        </w:rPr>
+        <w:t xml:space="preserve">만 쓰고 </w:t>
+      </w:r>
+      <w:r>
+        <w:rPr>
+          <w:rFonts w:ascii="Consolas" w:hAnsi="Consolas" w:eastAsia="맑은 고딕"/>
+          <w:sz w:val="21"/>
+        </w:rPr>
+        <w:t xml:space="preserve">AFFIRM</w:t>
+      </w:r>
+      <w:r>
+        <w:rPr>
+          <w:rFonts w:ascii="맑은 고딕" w:hAnsi="맑은 고딕" w:eastAsia="맑은 고딕"/>
+          <w:sz w:val="21"/>
+        </w:rPr>
+        <w:t xml:space="preserve">을 빼면 NOAFFIRM이 된다. 운영 반영이면 </w:t>
+      </w:r>
+      <w:r>
+        <w:rPr>
+          <w:rFonts w:ascii="Consolas" w:hAnsi="Consolas" w:eastAsia="맑은 고딕"/>
+          <w:sz w:val="21"/>
+        </w:rPr>
+        <w:t xml:space="preserve">SCOPE=BOTH</w:t>
+      </w:r>
+      <w:r>
+        <w:rPr>
+          <w:rFonts w:ascii="맑은 고딕" w:hAnsi="맑은 고딕" w:eastAsia="맑은 고딕"/>
+          <w:sz w:val="21"/>
+        </w:rPr>
+        <w:t xml:space="preserve">, 임시 실험이면 </w:t>
+      </w:r>
+      <w:r>
+        <w:rPr>
+          <w:rFonts w:ascii="Consolas" w:hAnsi="Consolas" w:eastAsia="맑은 고딕"/>
+          <w:sz w:val="21"/>
+        </w:rPr>
+        <w:t xml:space="preserve">SCOPE=MEMORY</w:t>
+      </w:r>
+      <w:r>
+        <w:rPr>
+          <w:rFonts w:ascii="맑은 고딕" w:hAnsi="맑은 고딕" w:eastAsia="맑은 고딕"/>
+          <w:sz w:val="21"/>
+        </w:rPr>
+        <w:t xml:space="preserve">를 쓴다.</w:t>
       </w:r>
     </w:p>
     <w:p>
       <w:r>
         <w:rPr>
           <w:rFonts w:ascii="맑은 고딕" w:hAnsi="맑은 고딕" w:eastAsia="맑은 고딕"/>
-          <w:sz w:val="21"/>
-        </w:rPr>
-        <w:t>**검증.** `ALTER SYSTEM ARCHIVE LOG CURRENT`로 전환을 매듭짓고 `V$ARCHIVE_DEST`에서 `TRANSMIT_MODE`·`AFFIRM`·`VALID_NOW`를 확인한다. `V$DATAGUARD_PROCESS`에서 NSSn이 떴는지 본다. Standby에서 `V$MANAGED_STANDBY`의 RFS 시퀀스가 오르는지 확인한다. 보호 모드가 걸려 있다면 `PROTECTION_LEVEL`도 함께 본다.</w:t>
+          <w:b/>
+          <w:sz w:val="21"/>
+        </w:rPr>
+        <w:t xml:space="preserve">검증.</w:t>
+      </w:r>
+      <w:r>
+        <w:rPr>
+          <w:rFonts w:ascii="맑은 고딕" w:hAnsi="맑은 고딕" w:eastAsia="맑은 고딕"/>
+          <w:sz w:val="21"/>
+        </w:rPr>
+        <w:t xml:space="preserve"> </w:t>
+      </w:r>
+      <w:r>
+        <w:rPr>
+          <w:rFonts w:ascii="Consolas" w:hAnsi="Consolas" w:eastAsia="맑은 고딕"/>
+          <w:sz w:val="21"/>
+        </w:rPr>
+        <w:t xml:space="preserve">ALTER SYSTEM ARCHIVE LOG CURRENT</w:t>
+      </w:r>
+      <w:r>
+        <w:rPr>
+          <w:rFonts w:ascii="맑은 고딕" w:hAnsi="맑은 고딕" w:eastAsia="맑은 고딕"/>
+          <w:sz w:val="21"/>
+        </w:rPr>
+        <w:t xml:space="preserve">로 전환을 매듭짓고 </w:t>
+      </w:r>
+      <w:r>
+        <w:rPr>
+          <w:rFonts w:ascii="Consolas" w:hAnsi="Consolas" w:eastAsia="맑은 고딕"/>
+          <w:sz w:val="21"/>
+        </w:rPr>
+        <w:t xml:space="preserve">V$ARCHIVE_DEST</w:t>
+      </w:r>
+      <w:r>
+        <w:rPr>
+          <w:rFonts w:ascii="맑은 고딕" w:hAnsi="맑은 고딕" w:eastAsia="맑은 고딕"/>
+          <w:sz w:val="21"/>
+        </w:rPr>
+        <w:t xml:space="preserve">에서 </w:t>
+      </w:r>
+      <w:r>
+        <w:rPr>
+          <w:rFonts w:ascii="Consolas" w:hAnsi="Consolas" w:eastAsia="맑은 고딕"/>
+          <w:sz w:val="21"/>
+        </w:rPr>
+        <w:t xml:space="preserve">TRANSMIT_MODE</w:t>
+      </w:r>
+      <w:r>
+        <w:rPr>
+          <w:rFonts w:ascii="맑은 고딕" w:hAnsi="맑은 고딕" w:eastAsia="맑은 고딕"/>
+          <w:sz w:val="21"/>
+        </w:rPr>
+        <w:t xml:space="preserve">·</w:t>
+      </w:r>
+      <w:r>
+        <w:rPr>
+          <w:rFonts w:ascii="Consolas" w:hAnsi="Consolas" w:eastAsia="맑은 고딕"/>
+          <w:sz w:val="21"/>
+        </w:rPr>
+        <w:t xml:space="preserve">AFFIRM</w:t>
+      </w:r>
+      <w:r>
+        <w:rPr>
+          <w:rFonts w:ascii="맑은 고딕" w:hAnsi="맑은 고딕" w:eastAsia="맑은 고딕"/>
+          <w:sz w:val="21"/>
+        </w:rPr>
+        <w:t xml:space="preserve">·</w:t>
+      </w:r>
+      <w:r>
+        <w:rPr>
+          <w:rFonts w:ascii="Consolas" w:hAnsi="Consolas" w:eastAsia="맑은 고딕"/>
+          <w:sz w:val="21"/>
+        </w:rPr>
+        <w:t xml:space="preserve">VALID_NOW</w:t>
+      </w:r>
+      <w:r>
+        <w:rPr>
+          <w:rFonts w:ascii="맑은 고딕" w:hAnsi="맑은 고딕" w:eastAsia="맑은 고딕"/>
+          <w:sz w:val="21"/>
+        </w:rPr>
+        <w:t xml:space="preserve">를 확인한다. </w:t>
+      </w:r>
+      <w:r>
+        <w:rPr>
+          <w:rFonts w:ascii="Consolas" w:hAnsi="Consolas" w:eastAsia="맑은 고딕"/>
+          <w:sz w:val="21"/>
+        </w:rPr>
+        <w:t xml:space="preserve">V$DATAGUARD_PROCESS</w:t>
+      </w:r>
+      <w:r>
+        <w:rPr>
+          <w:rFonts w:ascii="맑은 고딕" w:hAnsi="맑은 고딕" w:eastAsia="맑은 고딕"/>
+          <w:sz w:val="21"/>
+        </w:rPr>
+        <w:t xml:space="preserve">에서 NSSn이 떴는지 본다. Standby에서 </w:t>
+      </w:r>
+      <w:r>
+        <w:rPr>
+          <w:rFonts w:ascii="Consolas" w:hAnsi="Consolas" w:eastAsia="맑은 고딕"/>
+          <w:sz w:val="21"/>
+        </w:rPr>
+        <w:t xml:space="preserve">V$MANAGED_STANDBY</w:t>
+      </w:r>
+      <w:r>
+        <w:rPr>
+          <w:rFonts w:ascii="맑은 고딕" w:hAnsi="맑은 고딕" w:eastAsia="맑은 고딕"/>
+          <w:sz w:val="21"/>
+        </w:rPr>
+        <w:t xml:space="preserve">의 RFS 시퀀스가 오르는지 확인한다. 보호 모드가 걸려 있다면 </w:t>
+      </w:r>
+      <w:r>
+        <w:rPr>
+          <w:rFonts w:ascii="Consolas" w:hAnsi="Consolas" w:eastAsia="맑은 고딕"/>
+          <w:sz w:val="21"/>
+        </w:rPr>
+        <w:t xml:space="preserve">PROTECTION_LEVEL</w:t>
+      </w:r>
+      <w:r>
+        <w:rPr>
+          <w:rFonts w:ascii="맑은 고딕" w:hAnsi="맑은 고딕" w:eastAsia="맑은 고딕"/>
+          <w:sz w:val="21"/>
+        </w:rPr>
+        <w:t xml:space="preserve">도 함께 본다.</w:t>
       </w:r>
     </w:p>
     <w:p>
       <w:r>
         <w:rPr>
           <w:rFonts w:ascii="맑은 고딕" w:hAnsi="맑은 고딕" w:eastAsia="맑은 고딕"/>
-          <w:sz w:val="21"/>
-        </w:rPr>
-        <w:t>**되돌리기.** 캡처해 둔 원래 문자열로 다시 `ALTER SYSTEM SET`을 실행하고 같은 검증을 반복한다. 파라미터 변경은 재기동 없이 되돌아가므로 롤백이 간단하다는 점이 이 작업의 이점이다.</w:t>
+          <w:b/>
+          <w:sz w:val="21"/>
+        </w:rPr>
+        <w:t xml:space="preserve">되돌리기.</w:t>
+      </w:r>
+      <w:r>
+        <w:rPr>
+          <w:rFonts w:ascii="맑은 고딕" w:hAnsi="맑은 고딕" w:eastAsia="맑은 고딕"/>
+          <w:sz w:val="21"/>
+        </w:rPr>
+        <w:t xml:space="preserve"> 캡처해 둔 원래 문자열로 다시 </w:t>
+      </w:r>
+      <w:r>
+        <w:rPr>
+          <w:rFonts w:ascii="Consolas" w:hAnsi="Consolas" w:eastAsia="맑은 고딕"/>
+          <w:sz w:val="21"/>
+        </w:rPr>
+        <w:t xml:space="preserve">ALTER SYSTEM SET</w:t>
+      </w:r>
+      <w:r>
+        <w:rPr>
+          <w:rFonts w:ascii="맑은 고딕" w:hAnsi="맑은 고딕" w:eastAsia="맑은 고딕"/>
+          <w:sz w:val="21"/>
+        </w:rPr>
+        <w:t xml:space="preserve">을 실행하고 같은 검증을 반복한다. 파라미터 변경은 재기동 없이 되돌아가므로 롤백이 간단하다는 점이 이 작업의 이점이다.</w:t>
       </w:r>
     </w:p>
     <w:p>
@@ -1091,45 +3107,232 @@
       <w:r>
         <w:rPr>
           <w:rFonts w:ascii="맑은 고딕" w:hAnsi="맑은 고딕" w:eastAsia="맑은 고딕"/>
-          <w:sz w:val="21"/>
-        </w:rPr>
-        <w:t>**핵심 조회**는 `PROTECTION_MODE`와 `PROTECTION_LEVEL`의 일치 여부다. 다음과 같이 판정 문자열로 만들어 두면 그대로 경보에 쓸 수 있다.</w:t>
+          <w:b/>
+          <w:sz w:val="21"/>
+        </w:rPr>
+        <w:t xml:space="preserve">핵심 조회</w:t>
+      </w:r>
+      <w:r>
+        <w:rPr>
+          <w:rFonts w:ascii="맑은 고딕" w:hAnsi="맑은 고딕" w:eastAsia="맑은 고딕"/>
+          <w:sz w:val="21"/>
+        </w:rPr>
+        <w:t xml:space="preserve">는 </w:t>
+      </w:r>
+      <w:r>
+        <w:rPr>
+          <w:rFonts w:ascii="Consolas" w:hAnsi="Consolas" w:eastAsia="맑은 고딕"/>
+          <w:sz w:val="21"/>
+        </w:rPr>
+        <w:t xml:space="preserve">PROTECTION_MODE</w:t>
+      </w:r>
+      <w:r>
+        <w:rPr>
+          <w:rFonts w:ascii="맑은 고딕" w:hAnsi="맑은 고딕" w:eastAsia="맑은 고딕"/>
+          <w:sz w:val="21"/>
+        </w:rPr>
+        <w:t xml:space="preserve">와 </w:t>
+      </w:r>
+      <w:r>
+        <w:rPr>
+          <w:rFonts w:ascii="Consolas" w:hAnsi="Consolas" w:eastAsia="맑은 고딕"/>
+          <w:sz w:val="21"/>
+        </w:rPr>
+        <w:t xml:space="preserve">PROTECTION_LEVEL</w:t>
+      </w:r>
+      <w:r>
+        <w:rPr>
+          <w:rFonts w:ascii="맑은 고딕" w:hAnsi="맑은 고딕" w:eastAsia="맑은 고딕"/>
+          <w:sz w:val="21"/>
+        </w:rPr>
+        <w:t xml:space="preserve">의 일치 여부다. 다음과 같이 판정 문자열로 만들어 두면 그대로 경보에 쓸 수 있다.</w:t>
       </w:r>
     </w:p>
     <w:p>
       <w:r>
         <w:rPr>
-          <w:rFonts w:ascii="맑은 고딕" w:hAnsi="맑은 고딕" w:eastAsia="맑은 고딕"/>
-          <w:sz w:val="21"/>
-        </w:rPr>
-        <w:t>`SELECT CASE WHEN protection_mode = protection_level THEN 'OK' ELSE 'MISMATCH: ' || protection_mode || ' vs ' || protection_level END FROM v$database;`</w:t>
+          <w:rFonts w:ascii="Consolas" w:hAnsi="Consolas" w:eastAsia="맑은 고딕"/>
+          <w:sz w:val="21"/>
+        </w:rPr>
+        <w:t xml:space="preserve">SELECT CASE WHEN protection_mode = protection_level THEN 'OK' ELSE 'MISMATCH: ' || protection_mode || ' vs ' || protection_level END FROM v$database;</w:t>
       </w:r>
     </w:p>
     <w:p>
       <w:r>
         <w:rPr>
           <w:rFonts w:ascii="맑은 고딕" w:hAnsi="맑은 고딕" w:eastAsia="맑은 고딕"/>
-          <w:sz w:val="21"/>
-        </w:rPr>
-        <w:t>**주기**는 1분 간격이 적당하다. 다만 **경보 조건은 순간값이 아니라 지속 시간**으로 잡는다. RESYNCHRONIZATION은 로그 스위치마다 잠깐 나타났다 사라지는 정상 과도 상태이므로 순간값으로 경보를 걸면 오탐이 잦다. "MISMATCH가 5분 이상 연속"을 조건으로 하면 실습 환경 기준으로 오탐이 없다. 운영 환경에서는 로그 스위치 주기를 확인해 그보다 넉넉히 잡는다.</w:t>
+          <w:b/>
+          <w:sz w:val="21"/>
+        </w:rPr>
+        <w:t xml:space="preserve">주기</w:t>
+      </w:r>
+      <w:r>
+        <w:rPr>
+          <w:rFonts w:ascii="맑은 고딕" w:hAnsi="맑은 고딕" w:eastAsia="맑은 고딕"/>
+          <w:sz w:val="21"/>
+        </w:rPr>
+        <w:t xml:space="preserve">는 1분 간격이 적당하다. 다만 </w:t>
+      </w:r>
+      <w:r>
+        <w:rPr>
+          <w:rFonts w:ascii="맑은 고딕" w:hAnsi="맑은 고딕" w:eastAsia="맑은 고딕"/>
+          <w:b/>
+          <w:sz w:val="21"/>
+        </w:rPr>
+        <w:t xml:space="preserve">경보 조건은 순간값이 아니라 지속 시간</w:t>
+      </w:r>
+      <w:r>
+        <w:rPr>
+          <w:rFonts w:ascii="맑은 고딕" w:hAnsi="맑은 고딕" w:eastAsia="맑은 고딕"/>
+          <w:sz w:val="21"/>
+        </w:rPr>
+        <w:t xml:space="preserve">으로 잡는다. RESYNCHRONIZATION은 로그 스위치마다 잠깐 나타났다 사라지는 정상 과도 상태이므로 순간값으로 경보를 걸면 오탐이 잦다. "MISMATCH가 5분 이상 연속"을 조건으로 하면 실습 환경 기준으로 오탐이 없다. 운영 환경에서는 로그 스위치 주기를 확인해 그보다 넉넉히 잡는다.</w:t>
       </w:r>
     </w:p>
     <w:p>
       <w:r>
         <w:rPr>
           <w:rFonts w:ascii="맑은 고딕" w:hAnsi="맑은 고딕" w:eastAsia="맑은 고딕"/>
-          <w:sz w:val="21"/>
-        </w:rPr>
-        <w:t>**함께 수집할 값**은 `V$ARCHIVE_DEST_STATUS`의 `STATUS`와 `ERROR`다. MISMATCH가 설정 문제인지 장애인지 자동으로 분류하려면 이 값이 필요하다. `V$DATAGUARD_STATS`의 두 lag도 함께 남겨 두면 사후 추적에 쓸 수 있다.</w:t>
+          <w:b/>
+          <w:sz w:val="21"/>
+        </w:rPr>
+        <w:t xml:space="preserve">함께 수집할 값</w:t>
+      </w:r>
+      <w:r>
+        <w:rPr>
+          <w:rFonts w:ascii="맑은 고딕" w:hAnsi="맑은 고딕" w:eastAsia="맑은 고딕"/>
+          <w:sz w:val="21"/>
+        </w:rPr>
+        <w:t xml:space="preserve">은 </w:t>
+      </w:r>
+      <w:r>
+        <w:rPr>
+          <w:rFonts w:ascii="Consolas" w:hAnsi="Consolas" w:eastAsia="맑은 고딕"/>
+          <w:sz w:val="21"/>
+        </w:rPr>
+        <w:t xml:space="preserve">V$ARCHIVE_DEST_STATUS</w:t>
+      </w:r>
+      <w:r>
+        <w:rPr>
+          <w:rFonts w:ascii="맑은 고딕" w:hAnsi="맑은 고딕" w:eastAsia="맑은 고딕"/>
+          <w:sz w:val="21"/>
+        </w:rPr>
+        <w:t xml:space="preserve">의 </w:t>
+      </w:r>
+      <w:r>
+        <w:rPr>
+          <w:rFonts w:ascii="Consolas" w:hAnsi="Consolas" w:eastAsia="맑은 고딕"/>
+          <w:sz w:val="21"/>
+        </w:rPr>
+        <w:t xml:space="preserve">STATUS</w:t>
+      </w:r>
+      <w:r>
+        <w:rPr>
+          <w:rFonts w:ascii="맑은 고딕" w:hAnsi="맑은 고딕" w:eastAsia="맑은 고딕"/>
+          <w:sz w:val="21"/>
+        </w:rPr>
+        <w:t xml:space="preserve">와 </w:t>
+      </w:r>
+      <w:r>
+        <w:rPr>
+          <w:rFonts w:ascii="Consolas" w:hAnsi="Consolas" w:eastAsia="맑은 고딕"/>
+          <w:sz w:val="21"/>
+        </w:rPr>
+        <w:t xml:space="preserve">ERROR</w:t>
+      </w:r>
+      <w:r>
+        <w:rPr>
+          <w:rFonts w:ascii="맑은 고딕" w:hAnsi="맑은 고딕" w:eastAsia="맑은 고딕"/>
+          <w:sz w:val="21"/>
+        </w:rPr>
+        <w:t xml:space="preserve">다. MISMATCH가 설정 문제인지 장애인지 자동으로 분류하려면 이 값이 필요하다. </w:t>
+      </w:r>
+      <w:r>
+        <w:rPr>
+          <w:rFonts w:ascii="Consolas" w:hAnsi="Consolas" w:eastAsia="맑은 고딕"/>
+          <w:sz w:val="21"/>
+        </w:rPr>
+        <w:t xml:space="preserve">V$DATAGUARD_STATS</w:t>
+      </w:r>
+      <w:r>
+        <w:rPr>
+          <w:rFonts w:ascii="맑은 고딕" w:hAnsi="맑은 고딕" w:eastAsia="맑은 고딕"/>
+          <w:sz w:val="21"/>
+        </w:rPr>
+        <w:t xml:space="preserve">의 두 lag도 함께 남겨 두면 사후 추적에 쓸 수 있다.</w:t>
       </w:r>
     </w:p>
     <w:p>
       <w:r>
         <w:rPr>
           <w:rFonts w:ascii="맑은 고딕" w:hAnsi="맑은 고딕" w:eastAsia="맑은 고딕"/>
-          <w:sz w:val="21"/>
-        </w:rPr>
-        <w:t>**주기적 리뷰**로 `V$ARCHIVE_DEST`의 `TRANSMIT_MODE`·`AFFIRM`·`VALID_NOW`를 월 단위로 확인해 설계와 실제 설정이 일치하는지 본다. 누군가 파라미터를 손댄 뒤 알리지 않는 경우를 잡아낼 수 있다.</w:t>
+          <w:b/>
+          <w:sz w:val="21"/>
+        </w:rPr>
+        <w:t xml:space="preserve">주기적 리뷰</w:t>
+      </w:r>
+      <w:r>
+        <w:rPr>
+          <w:rFonts w:ascii="맑은 고딕" w:hAnsi="맑은 고딕" w:eastAsia="맑은 고딕"/>
+          <w:sz w:val="21"/>
+        </w:rPr>
+        <w:t xml:space="preserve">로 </w:t>
+      </w:r>
+      <w:r>
+        <w:rPr>
+          <w:rFonts w:ascii="Consolas" w:hAnsi="Consolas" w:eastAsia="맑은 고딕"/>
+          <w:sz w:val="21"/>
+        </w:rPr>
+        <w:t xml:space="preserve">V$ARCHIVE_DEST</w:t>
+      </w:r>
+      <w:r>
+        <w:rPr>
+          <w:rFonts w:ascii="맑은 고딕" w:hAnsi="맑은 고딕" w:eastAsia="맑은 고딕"/>
+          <w:sz w:val="21"/>
+        </w:rPr>
+        <w:t xml:space="preserve">의 </w:t>
+      </w:r>
+      <w:r>
+        <w:rPr>
+          <w:rFonts w:ascii="Consolas" w:hAnsi="Consolas" w:eastAsia="맑은 고딕"/>
+          <w:sz w:val="21"/>
+        </w:rPr>
+        <w:t xml:space="preserve">TRANSMIT_MODE</w:t>
+      </w:r>
+      <w:r>
+        <w:rPr>
+          <w:rFonts w:ascii="맑은 고딕" w:hAnsi="맑은 고딕" w:eastAsia="맑은 고딕"/>
+          <w:sz w:val="21"/>
+        </w:rPr>
+        <w:t xml:space="preserve">·</w:t>
+      </w:r>
+      <w:r>
+        <w:rPr>
+          <w:rFonts w:ascii="Consolas" w:hAnsi="Consolas" w:eastAsia="맑은 고딕"/>
+          <w:sz w:val="21"/>
+        </w:rPr>
+        <w:t xml:space="preserve">AFFIRM</w:t>
+      </w:r>
+      <w:r>
+        <w:rPr>
+          <w:rFonts w:ascii="맑은 고딕" w:hAnsi="맑은 고딕" w:eastAsia="맑은 고딕"/>
+          <w:sz w:val="21"/>
+        </w:rPr>
+        <w:t xml:space="preserve">·</w:t>
+      </w:r>
+      <w:r>
+        <w:rPr>
+          <w:rFonts w:ascii="Consolas" w:hAnsi="Consolas" w:eastAsia="맑은 고딕"/>
+          <w:sz w:val="21"/>
+        </w:rPr>
+        <w:t xml:space="preserve">VALID_NOW</w:t>
+      </w:r>
+      <w:r>
+        <w:rPr>
+          <w:rFonts w:ascii="맑은 고딕" w:hAnsi="맑은 고딕" w:eastAsia="맑은 고딕"/>
+          <w:sz w:val="21"/>
+        </w:rPr>
+        <w:t xml:space="preserve">를 월 단위로 확인해 설계와 실제 설정이 일치하는지 본다. 누군가 파라미터를 손댄 뒤 알리지 않는 경우를 잡아낼 수 있다.</w:t>
       </w:r>
     </w:p>
     <w:p>
@@ -1164,18 +3367,146 @@
       <w:r>
         <w:rPr>
           <w:rFonts w:ascii="맑은 고딕" w:hAnsi="맑은 고딕" w:eastAsia="맑은 고딕"/>
-          <w:sz w:val="21"/>
-        </w:rPr>
-        <w:t>**Maximum Availability인 경우.** ① Standby에서 `ALTER DATABASE RECOVER MANAGED STANDBY DATABASE CANCEL`. ② `SHUTDOWN IMMEDIATE`. 정상 종료가 된다. ③ Primary는 계속 운영되며 `PROTECTION_LEVEL`만 RESYNCHRONIZATION으로 떨어지고 `V$ARCHIVE_DEST_STATUS`에 ORA-03113이 기록된다. 이는 예상된 상태이므로 경보 담당자에게 미리 알린다. ④ 유지보수 후 `STARTUP MOUNT` → `ALTER DATABASE OPEN READ ONLY` → PDB 오픈 → MRP 기동. ⑤ Primary에서 로그 스위치를 내고 `PROTECTION_LEVEL`이 회복되는 것을 확인한다.</w:t>
+          <w:b/>
+          <w:sz w:val="21"/>
+        </w:rPr>
+        <w:t xml:space="preserve">Maximum Availability인 경우.</w:t>
+      </w:r>
+      <w:r>
+        <w:rPr>
+          <w:rFonts w:ascii="맑은 고딕" w:hAnsi="맑은 고딕" w:eastAsia="맑은 고딕"/>
+          <w:sz w:val="21"/>
+        </w:rPr>
+        <w:t xml:space="preserve"> ① Standby에서 </w:t>
+      </w:r>
+      <w:r>
+        <w:rPr>
+          <w:rFonts w:ascii="Consolas" w:hAnsi="Consolas" w:eastAsia="맑은 고딕"/>
+          <w:sz w:val="21"/>
+        </w:rPr>
+        <w:t xml:space="preserve">ALTER DATABASE RECOVER MANAGED STANDBY DATABASE CANCEL</w:t>
+      </w:r>
+      <w:r>
+        <w:rPr>
+          <w:rFonts w:ascii="맑은 고딕" w:hAnsi="맑은 고딕" w:eastAsia="맑은 고딕"/>
+          <w:sz w:val="21"/>
+        </w:rPr>
+        <w:t xml:space="preserve">. ② </w:t>
+      </w:r>
+      <w:r>
+        <w:rPr>
+          <w:rFonts w:ascii="Consolas" w:hAnsi="Consolas" w:eastAsia="맑은 고딕"/>
+          <w:sz w:val="21"/>
+        </w:rPr>
+        <w:t xml:space="preserve">SHUTDOWN IMMEDIATE</w:t>
+      </w:r>
+      <w:r>
+        <w:rPr>
+          <w:rFonts w:ascii="맑은 고딕" w:hAnsi="맑은 고딕" w:eastAsia="맑은 고딕"/>
+          <w:sz w:val="21"/>
+        </w:rPr>
+        <w:t xml:space="preserve">. 정상 종료가 된다. ③ Primary는 계속 운영되며 </w:t>
+      </w:r>
+      <w:r>
+        <w:rPr>
+          <w:rFonts w:ascii="Consolas" w:hAnsi="Consolas" w:eastAsia="맑은 고딕"/>
+          <w:sz w:val="21"/>
+        </w:rPr>
+        <w:t xml:space="preserve">PROTECTION_LEVEL</w:t>
+      </w:r>
+      <w:r>
+        <w:rPr>
+          <w:rFonts w:ascii="맑은 고딕" w:hAnsi="맑은 고딕" w:eastAsia="맑은 고딕"/>
+          <w:sz w:val="21"/>
+        </w:rPr>
+        <w:t xml:space="preserve">만 RESYNCHRONIZATION으로 떨어지고 </w:t>
+      </w:r>
+      <w:r>
+        <w:rPr>
+          <w:rFonts w:ascii="Consolas" w:hAnsi="Consolas" w:eastAsia="맑은 고딕"/>
+          <w:sz w:val="21"/>
+        </w:rPr>
+        <w:t xml:space="preserve">V$ARCHIVE_DEST_STATUS</w:t>
+      </w:r>
+      <w:r>
+        <w:rPr>
+          <w:rFonts w:ascii="맑은 고딕" w:hAnsi="맑은 고딕" w:eastAsia="맑은 고딕"/>
+          <w:sz w:val="21"/>
+        </w:rPr>
+        <w:t xml:space="preserve">에 ORA-03113이 기록된다. 이는 예상된 상태이므로 경보 담당자에게 미리 알린다. ④ 유지보수 후 </w:t>
+      </w:r>
+      <w:r>
+        <w:rPr>
+          <w:rFonts w:ascii="Consolas" w:hAnsi="Consolas" w:eastAsia="맑은 고딕"/>
+          <w:sz w:val="21"/>
+        </w:rPr>
+        <w:t xml:space="preserve">STARTUP MOUNT</w:t>
+      </w:r>
+      <w:r>
+        <w:rPr>
+          <w:rFonts w:ascii="맑은 고딕" w:hAnsi="맑은 고딕" w:eastAsia="맑은 고딕"/>
+          <w:sz w:val="21"/>
+        </w:rPr>
+        <w:t xml:space="preserve"> → </w:t>
+      </w:r>
+      <w:r>
+        <w:rPr>
+          <w:rFonts w:ascii="Consolas" w:hAnsi="Consolas" w:eastAsia="맑은 고딕"/>
+          <w:sz w:val="21"/>
+        </w:rPr>
+        <w:t xml:space="preserve">ALTER DATABASE OPEN READ ONLY</w:t>
+      </w:r>
+      <w:r>
+        <w:rPr>
+          <w:rFonts w:ascii="맑은 고딕" w:hAnsi="맑은 고딕" w:eastAsia="맑은 고딕"/>
+          <w:sz w:val="21"/>
+        </w:rPr>
+        <w:t xml:space="preserve"> → PDB 오픈 → MRP 기동. ⑤ Primary에서 로그 스위치를 내고 </w:t>
+      </w:r>
+      <w:r>
+        <w:rPr>
+          <w:rFonts w:ascii="Consolas" w:hAnsi="Consolas" w:eastAsia="맑은 고딕"/>
+          <w:sz w:val="21"/>
+        </w:rPr>
+        <w:t xml:space="preserve">PROTECTION_LEVEL</w:t>
+      </w:r>
+      <w:r>
+        <w:rPr>
+          <w:rFonts w:ascii="맑은 고딕" w:hAnsi="맑은 고딕" w:eastAsia="맑은 고딕"/>
+          <w:sz w:val="21"/>
+        </w:rPr>
+        <w:t xml:space="preserve">이 회복되는 것을 확인한다.</w:t>
       </w:r>
     </w:p>
     <w:p>
       <w:r>
         <w:rPr>
           <w:rFonts w:ascii="맑은 고딕" w:hAnsi="맑은 고딕" w:eastAsia="맑은 고딕"/>
-          <w:sz w:val="21"/>
-        </w:rPr>
-        <w:t>**Maximum Protection인 경우.** Standby가 하나뿐이라면 ①에서 `SHUTDOWN IMMEDIATE`가 ORA-01154로 거부된다. 따라서 먼저 Primary에서 보호 모드를 Maximum Availability 또는 Performance로 낮춰야 한다. 낮추는 방향은 OPEN 상태에서 제약 없이 된다. 그 다음은 위와 동일하다. 작업이 끝나면 SRL·동기 전송·LEVEL 동기화를 확인한 뒤 Maximum Protection으로 다시 올린다.</w:t>
+          <w:b/>
+          <w:sz w:val="21"/>
+        </w:rPr>
+        <w:t xml:space="preserve">Maximum Protection인 경우.</w:t>
+      </w:r>
+      <w:r>
+        <w:rPr>
+          <w:rFonts w:ascii="맑은 고딕" w:hAnsi="맑은 고딕" w:eastAsia="맑은 고딕"/>
+          <w:sz w:val="21"/>
+        </w:rPr>
+        <w:t xml:space="preserve"> Standby가 하나뿐이라면 ①에서 </w:t>
+      </w:r>
+      <w:r>
+        <w:rPr>
+          <w:rFonts w:ascii="Consolas" w:hAnsi="Consolas" w:eastAsia="맑은 고딕"/>
+          <w:sz w:val="21"/>
+        </w:rPr>
+        <w:t xml:space="preserve">SHUTDOWN IMMEDIATE</w:t>
+      </w:r>
+      <w:r>
+        <w:rPr>
+          <w:rFonts w:ascii="맑은 고딕" w:hAnsi="맑은 고딕" w:eastAsia="맑은 고딕"/>
+          <w:sz w:val="21"/>
+        </w:rPr>
+        <w:t xml:space="preserve">가 ORA-01154로 거부된다. 따라서 먼저 Primary에서 보호 모드를 Maximum Availability 또는 Performance로 낮춰야 한다. 낮추는 방향은 OPEN 상태에서 제약 없이 된다. 그 다음은 위와 동일하다. 작업이 끝나면 SRL·동기 전송·LEVEL 동기화를 확인한 뒤 Maximum Protection으로 다시 올린다.</w:t>
       </w:r>
     </w:p>
     <w:p>
@@ -1219,45 +3550,337 @@
       <w:r>
         <w:rPr>
           <w:rFonts w:ascii="맑은 고딕" w:hAnsi="맑은 고딕" w:eastAsia="맑은 고딕"/>
-          <w:sz w:val="21"/>
-        </w:rPr>
-        <w:t>**① SRL 확인.** 새 Standby에 SRL이 있는지, 개수가 온라인 리두 그룹 수 + 1 이상인지, 크기가 온라인 리두와 같은지 확인한다. 실패 지점: RMAN DUPLICATE로 만들었다면 대개 함께 복제되지만, 크기가 다르면 오라클이 조용히 건너뛰므로 실시간 적용이 되지 않는다. 증상은 apply lag가 로그 하나 분량만큼 항상 남는 것이다.</w:t>
+          <w:b/>
+          <w:sz w:val="21"/>
+        </w:rPr>
+        <w:t xml:space="preserve">① SRL 확인.</w:t>
+      </w:r>
+      <w:r>
+        <w:rPr>
+          <w:rFonts w:ascii="맑은 고딕" w:hAnsi="맑은 고딕" w:eastAsia="맑은 고딕"/>
+          <w:sz w:val="21"/>
+        </w:rPr>
+        <w:t xml:space="preserve"> 새 Standby에 SRL이 있는지, 개수가 온라인 리두 그룹 수 + 1 이상인지, 크기가 온라인 리두와 같은지 확인한다. 실패 지점: RMAN DUPLICATE로 만들었다면 대개 함께 복제되지만, 크기가 다르면 오라클이 조용히 건너뛰므로 실시간 적용이 되지 않는다. 증상은 apply lag가 로그 하나 분량만큼 항상 남는 것이다.</w:t>
       </w:r>
     </w:p>
     <w:p>
       <w:r>
         <w:rPr>
           <w:rFonts w:ascii="맑은 고딕" w:hAnsi="맑은 고딕" w:eastAsia="맑은 고딕"/>
-          <w:sz w:val="21"/>
-        </w:rPr>
-        <w:t>**② 목적지 추가.** 새 `LOG_ARCHIVE_DEST_n`을 `SYNC AFFIRM`으로 지정하고 `VALID_FOR`와 `DB_UNIQUE_NAME`을 정확히 적는다. `LOG_ARCHIVE_CONFIG`의 `DG_CONFIG`에도 새 `DB_UNIQUE_NAME`을 추가한다. 실패 지점: `DG_CONFIG`에 빠뜨리면 전송이 거부된다. `VALID_FOR`를 잘못 쓰면 `VALID_NOW`가 WRONG VALID_ROLE이 되며 오류 없이 전송만 멈춘다.</w:t>
+          <w:b/>
+          <w:sz w:val="21"/>
+        </w:rPr>
+        <w:t xml:space="preserve">② 목적지 추가.</w:t>
+      </w:r>
+      <w:r>
+        <w:rPr>
+          <w:rFonts w:ascii="맑은 고딕" w:hAnsi="맑은 고딕" w:eastAsia="맑은 고딕"/>
+          <w:sz w:val="21"/>
+        </w:rPr>
+        <w:t xml:space="preserve"> 새 </w:t>
+      </w:r>
+      <w:r>
+        <w:rPr>
+          <w:rFonts w:ascii="Consolas" w:hAnsi="Consolas" w:eastAsia="맑은 고딕"/>
+          <w:sz w:val="21"/>
+        </w:rPr>
+        <w:t xml:space="preserve">LOG_ARCHIVE_DEST_n</w:t>
+      </w:r>
+      <w:r>
+        <w:rPr>
+          <w:rFonts w:ascii="맑은 고딕" w:hAnsi="맑은 고딕" w:eastAsia="맑은 고딕"/>
+          <w:sz w:val="21"/>
+        </w:rPr>
+        <w:t xml:space="preserve">을 </w:t>
+      </w:r>
+      <w:r>
+        <w:rPr>
+          <w:rFonts w:ascii="Consolas" w:hAnsi="Consolas" w:eastAsia="맑은 고딕"/>
+          <w:sz w:val="21"/>
+        </w:rPr>
+        <w:t xml:space="preserve">SYNC AFFIRM</w:t>
+      </w:r>
+      <w:r>
+        <w:rPr>
+          <w:rFonts w:ascii="맑은 고딕" w:hAnsi="맑은 고딕" w:eastAsia="맑은 고딕"/>
+          <w:sz w:val="21"/>
+        </w:rPr>
+        <w:t xml:space="preserve">으로 지정하고 </w:t>
+      </w:r>
+      <w:r>
+        <w:rPr>
+          <w:rFonts w:ascii="Consolas" w:hAnsi="Consolas" w:eastAsia="맑은 고딕"/>
+          <w:sz w:val="21"/>
+        </w:rPr>
+        <w:t xml:space="preserve">VALID_FOR</w:t>
+      </w:r>
+      <w:r>
+        <w:rPr>
+          <w:rFonts w:ascii="맑은 고딕" w:hAnsi="맑은 고딕" w:eastAsia="맑은 고딕"/>
+          <w:sz w:val="21"/>
+        </w:rPr>
+        <w:t xml:space="preserve">와 </w:t>
+      </w:r>
+      <w:r>
+        <w:rPr>
+          <w:rFonts w:ascii="Consolas" w:hAnsi="Consolas" w:eastAsia="맑은 고딕"/>
+          <w:sz w:val="21"/>
+        </w:rPr>
+        <w:t xml:space="preserve">DB_UNIQUE_NAME</w:t>
+      </w:r>
+      <w:r>
+        <w:rPr>
+          <w:rFonts w:ascii="맑은 고딕" w:hAnsi="맑은 고딕" w:eastAsia="맑은 고딕"/>
+          <w:sz w:val="21"/>
+        </w:rPr>
+        <w:t xml:space="preserve">을 정확히 적는다. </w:t>
+      </w:r>
+      <w:r>
+        <w:rPr>
+          <w:rFonts w:ascii="Consolas" w:hAnsi="Consolas" w:eastAsia="맑은 고딕"/>
+          <w:sz w:val="21"/>
+        </w:rPr>
+        <w:t xml:space="preserve">LOG_ARCHIVE_CONFIG</w:t>
+      </w:r>
+      <w:r>
+        <w:rPr>
+          <w:rFonts w:ascii="맑은 고딕" w:hAnsi="맑은 고딕" w:eastAsia="맑은 고딕"/>
+          <w:sz w:val="21"/>
+        </w:rPr>
+        <w:t xml:space="preserve">의 </w:t>
+      </w:r>
+      <w:r>
+        <w:rPr>
+          <w:rFonts w:ascii="Consolas" w:hAnsi="Consolas" w:eastAsia="맑은 고딕"/>
+          <w:sz w:val="21"/>
+        </w:rPr>
+        <w:t xml:space="preserve">DG_CONFIG</w:t>
+      </w:r>
+      <w:r>
+        <w:rPr>
+          <w:rFonts w:ascii="맑은 고딕" w:hAnsi="맑은 고딕" w:eastAsia="맑은 고딕"/>
+          <w:sz w:val="21"/>
+        </w:rPr>
+        <w:t xml:space="preserve">에도 새 </w:t>
+      </w:r>
+      <w:r>
+        <w:rPr>
+          <w:rFonts w:ascii="Consolas" w:hAnsi="Consolas" w:eastAsia="맑은 고딕"/>
+          <w:sz w:val="21"/>
+        </w:rPr>
+        <w:t xml:space="preserve">DB_UNIQUE_NAME</w:t>
+      </w:r>
+      <w:r>
+        <w:rPr>
+          <w:rFonts w:ascii="맑은 고딕" w:hAnsi="맑은 고딕" w:eastAsia="맑은 고딕"/>
+          <w:sz w:val="21"/>
+        </w:rPr>
+        <w:t xml:space="preserve">을 추가한다. 실패 지점: </w:t>
+      </w:r>
+      <w:r>
+        <w:rPr>
+          <w:rFonts w:ascii="Consolas" w:hAnsi="Consolas" w:eastAsia="맑은 고딕"/>
+          <w:sz w:val="21"/>
+        </w:rPr>
+        <w:t xml:space="preserve">DG_CONFIG</w:t>
+      </w:r>
+      <w:r>
+        <w:rPr>
+          <w:rFonts w:ascii="맑은 고딕" w:hAnsi="맑은 고딕" w:eastAsia="맑은 고딕"/>
+          <w:sz w:val="21"/>
+        </w:rPr>
+        <w:t xml:space="preserve">에 빠뜨리면 전송이 거부된다. </w:t>
+      </w:r>
+      <w:r>
+        <w:rPr>
+          <w:rFonts w:ascii="Consolas" w:hAnsi="Consolas" w:eastAsia="맑은 고딕"/>
+          <w:sz w:val="21"/>
+        </w:rPr>
+        <w:t xml:space="preserve">VALID_FOR</w:t>
+      </w:r>
+      <w:r>
+        <w:rPr>
+          <w:rFonts w:ascii="맑은 고딕" w:hAnsi="맑은 고딕" w:eastAsia="맑은 고딕"/>
+          <w:sz w:val="21"/>
+        </w:rPr>
+        <w:t xml:space="preserve">를 잘못 쓰면 </w:t>
+      </w:r>
+      <w:r>
+        <w:rPr>
+          <w:rFonts w:ascii="Consolas" w:hAnsi="Consolas" w:eastAsia="맑은 고딕"/>
+          <w:sz w:val="21"/>
+        </w:rPr>
+        <w:t xml:space="preserve">VALID_NOW</w:t>
+      </w:r>
+      <w:r>
+        <w:rPr>
+          <w:rFonts w:ascii="맑은 고딕" w:hAnsi="맑은 고딕" w:eastAsia="맑은 고딕"/>
+          <w:sz w:val="21"/>
+        </w:rPr>
+        <w:t xml:space="preserve">가 WRONG VALID_ROLE이 되며 오류 없이 전송만 멈춘다.</w:t>
       </w:r>
     </w:p>
     <w:p>
       <w:r>
         <w:rPr>
           <w:rFonts w:ascii="맑은 고딕" w:hAnsi="맑은 고딕" w:eastAsia="맑은 고딕"/>
-          <w:sz w:val="21"/>
-        </w:rPr>
-        <w:t>**③ 전송 확인.** `ALTER SYSTEM ARCHIVE LOG CURRENT` 후 `V$ARCHIVE_DEST_STATUS`가 VALID인지, 새 Standby의 `V$MANAGED_STANDBY`에서 RFS 시퀀스가 오르는지 확인한다. 실패 지점: 리스너 정적 등록이 없으면 ORA-12514가 난다(3장).</w:t>
+          <w:b/>
+          <w:sz w:val="21"/>
+        </w:rPr>
+        <w:t xml:space="preserve">③ 전송 확인.</w:t>
+      </w:r>
+      <w:r>
+        <w:rPr>
+          <w:rFonts w:ascii="맑은 고딕" w:hAnsi="맑은 고딕" w:eastAsia="맑은 고딕"/>
+          <w:sz w:val="21"/>
+        </w:rPr>
+        <w:t xml:space="preserve"> </w:t>
+      </w:r>
+      <w:r>
+        <w:rPr>
+          <w:rFonts w:ascii="Consolas" w:hAnsi="Consolas" w:eastAsia="맑은 고딕"/>
+          <w:sz w:val="21"/>
+        </w:rPr>
+        <w:t xml:space="preserve">ALTER SYSTEM ARCHIVE LOG CURRENT</w:t>
+      </w:r>
+      <w:r>
+        <w:rPr>
+          <w:rFonts w:ascii="맑은 고딕" w:hAnsi="맑은 고딕" w:eastAsia="맑은 고딕"/>
+          <w:sz w:val="21"/>
+        </w:rPr>
+        <w:t xml:space="preserve"> 후 </w:t>
+      </w:r>
+      <w:r>
+        <w:rPr>
+          <w:rFonts w:ascii="Consolas" w:hAnsi="Consolas" w:eastAsia="맑은 고딕"/>
+          <w:sz w:val="21"/>
+        </w:rPr>
+        <w:t xml:space="preserve">V$ARCHIVE_DEST_STATUS</w:t>
+      </w:r>
+      <w:r>
+        <w:rPr>
+          <w:rFonts w:ascii="맑은 고딕" w:hAnsi="맑은 고딕" w:eastAsia="맑은 고딕"/>
+          <w:sz w:val="21"/>
+        </w:rPr>
+        <w:t xml:space="preserve">가 VALID인지, 새 Standby의 </w:t>
+      </w:r>
+      <w:r>
+        <w:rPr>
+          <w:rFonts w:ascii="Consolas" w:hAnsi="Consolas" w:eastAsia="맑은 고딕"/>
+          <w:sz w:val="21"/>
+        </w:rPr>
+        <w:t xml:space="preserve">V$MANAGED_STANDBY</w:t>
+      </w:r>
+      <w:r>
+        <w:rPr>
+          <w:rFonts w:ascii="맑은 고딕" w:hAnsi="맑은 고딕" w:eastAsia="맑은 고딕"/>
+          <w:sz w:val="21"/>
+        </w:rPr>
+        <w:t xml:space="preserve">에서 RFS 시퀀스가 오르는지 확인한다. 실패 지점: 리스너 정적 등록이 없으면 ORA-12514가 난다(3장).</w:t>
       </w:r>
     </w:p>
     <w:p>
       <w:r>
         <w:rPr>
           <w:rFonts w:ascii="맑은 고딕" w:hAnsi="맑은 고딕" w:eastAsia="맑은 고딕"/>
-          <w:sz w:val="21"/>
-        </w:rPr>
-        <w:t>**④ 보호 모드 적용.** `ALTER DATABASE SET STANDBY DATABASE TO MAXIMIZE AVAILABILITY;` 실패 지점: 요건 미충족 시 명령은 성공하나 `PROTECTION_LEVEL`이 RESYNCHRONIZATION에 머문다.</w:t>
+          <w:b/>
+          <w:sz w:val="21"/>
+        </w:rPr>
+        <w:t xml:space="preserve">④ 보호 모드 적용.</w:t>
+      </w:r>
+      <w:r>
+        <w:rPr>
+          <w:rFonts w:ascii="맑은 고딕" w:hAnsi="맑은 고딕" w:eastAsia="맑은 고딕"/>
+          <w:sz w:val="21"/>
+        </w:rPr>
+        <w:t xml:space="preserve"> </w:t>
+      </w:r>
+      <w:r>
+        <w:rPr>
+          <w:rFonts w:ascii="Consolas" w:hAnsi="Consolas" w:eastAsia="맑은 고딕"/>
+          <w:sz w:val="21"/>
+        </w:rPr>
+        <w:t xml:space="preserve">ALTER DATABASE SET STANDBY DATABASE TO MAXIMIZE AVAILABILITY;</w:t>
+      </w:r>
+      <w:r>
+        <w:rPr>
+          <w:rFonts w:ascii="맑은 고딕" w:hAnsi="맑은 고딕" w:eastAsia="맑은 고딕"/>
+          <w:sz w:val="21"/>
+        </w:rPr>
+        <w:t xml:space="preserve"> 실패 지점: 요건 미충족 시 명령은 성공하나 </w:t>
+      </w:r>
+      <w:r>
+        <w:rPr>
+          <w:rFonts w:ascii="Consolas" w:hAnsi="Consolas" w:eastAsia="맑은 고딕"/>
+          <w:sz w:val="21"/>
+        </w:rPr>
+        <w:t xml:space="preserve">PROTECTION_LEVEL</w:t>
+      </w:r>
+      <w:r>
+        <w:rPr>
+          <w:rFonts w:ascii="맑은 고딕" w:hAnsi="맑은 고딕" w:eastAsia="맑은 고딕"/>
+          <w:sz w:val="21"/>
+        </w:rPr>
+        <w:t xml:space="preserve">이 RESYNCHRONIZATION에 머문다.</w:t>
       </w:r>
     </w:p>
     <w:p>
       <w:r>
         <w:rPr>
           <w:rFonts w:ascii="맑은 고딕" w:hAnsi="맑은 고딕" w:eastAsia="맑은 고딕"/>
-          <w:sz w:val="21"/>
-        </w:rPr>
-        <w:t>**⑤ 검증.** `PROTECTION_MODE`와 `PROTECTION_LEVEL`이 일치하는지, 두 lag가 0인지, `V$DATAGUARD_PROCESS`에 NSSn이 떴는지 확인한다. 마지막으로 계획된 Standby 정지·재기동을 한 번 리허설해 회복이 자동으로 되는지 본다.</w:t>
+          <w:b/>
+          <w:sz w:val="21"/>
+        </w:rPr>
+        <w:t xml:space="preserve">⑤ 검증.</w:t>
+      </w:r>
+      <w:r>
+        <w:rPr>
+          <w:rFonts w:ascii="맑은 고딕" w:hAnsi="맑은 고딕" w:eastAsia="맑은 고딕"/>
+          <w:sz w:val="21"/>
+        </w:rPr>
+        <w:t xml:space="preserve"> </w:t>
+      </w:r>
+      <w:r>
+        <w:rPr>
+          <w:rFonts w:ascii="Consolas" w:hAnsi="Consolas" w:eastAsia="맑은 고딕"/>
+          <w:sz w:val="21"/>
+        </w:rPr>
+        <w:t xml:space="preserve">PROTECTION_MODE</w:t>
+      </w:r>
+      <w:r>
+        <w:rPr>
+          <w:rFonts w:ascii="맑은 고딕" w:hAnsi="맑은 고딕" w:eastAsia="맑은 고딕"/>
+          <w:sz w:val="21"/>
+        </w:rPr>
+        <w:t xml:space="preserve">와 </w:t>
+      </w:r>
+      <w:r>
+        <w:rPr>
+          <w:rFonts w:ascii="Consolas" w:hAnsi="Consolas" w:eastAsia="맑은 고딕"/>
+          <w:sz w:val="21"/>
+        </w:rPr>
+        <w:t xml:space="preserve">PROTECTION_LEVEL</w:t>
+      </w:r>
+      <w:r>
+        <w:rPr>
+          <w:rFonts w:ascii="맑은 고딕" w:hAnsi="맑은 고딕" w:eastAsia="맑은 고딕"/>
+          <w:sz w:val="21"/>
+        </w:rPr>
+        <w:t xml:space="preserve">이 일치하는지, 두 lag가 0인지, </w:t>
+      </w:r>
+      <w:r>
+        <w:rPr>
+          <w:rFonts w:ascii="Consolas" w:hAnsi="Consolas" w:eastAsia="맑은 고딕"/>
+          <w:sz w:val="21"/>
+        </w:rPr>
+        <w:t xml:space="preserve">V$DATAGUARD_PROCESS</w:t>
+      </w:r>
+      <w:r>
+        <w:rPr>
+          <w:rFonts w:ascii="맑은 고딕" w:hAnsi="맑은 고딕" w:eastAsia="맑은 고딕"/>
+          <w:sz w:val="21"/>
+        </w:rPr>
+        <w:t xml:space="preserve">에 NSSn이 떴는지 확인한다. 마지막으로 계획된 Standby 정지·재기동을 한 번 리허설해 회복이 자동으로 되는지 본다.</w:t>
       </w:r>
     </w:p>
     <w:p>
@@ -1270,6 +3893,8 @@
       </w:r>
     </w:p>
     <w:sectPr>
+      <w:headerReference w:type="default" r:id="rId9"/>
+      <w:footerReference w:type="default" r:id="rId10"/>
       <w:pgSz w:w="12240" w:h="15840"/>
       <w:pgMar w:top="1440" w:right="1800" w:bottom="1440" w:left="1800" w:header="720" w:footer="720" w:gutter="0"/>
       <w:cols w:space="720"/>
@@ -1277,6 +3902,26 @@
     </w:sectPr>
   </w:body>
 </w:document>
+</file>
+
+<file path=word/footer1.xml><?xml version="1.0" encoding="utf-8"?>
+<w:ftr xmlns:m="http://schemas.openxmlformats.org/officeDocument/2006/math" xmlns:mc="http://schemas.openxmlformats.org/markup-compatibility/2006" xmlns:mo="http://schemas.microsoft.com/office/mac/office/2008/main" xmlns:mv="urn:schemas-microsoft-com:mac:vml" xmlns:o="urn:schemas-microsoft-com:office:office" xmlns:r="http://schemas.openxmlformats.org/officeDocument/2006/relationships" xmlns:v="urn:schemas-microsoft-com:vml" xmlns:w10="urn:schemas-microsoft-com:office:word" xmlns:w14="http://schemas.microsoft.com/office/word/2010/wordml" xmlns:w="http://schemas.openxmlformats.org/wordprocessingml/2006/main" xmlns:wne="http://schemas.microsoft.com/office/word/2006/wordml" xmlns:wp14="http://schemas.microsoft.com/office/word/2010/wordprocessingDrawing" xmlns:wp="http://schemas.openxmlformats.org/drawingml/2006/wordprocessingDrawing" xmlns:wpc="http://schemas.microsoft.com/office/word/2010/wordprocessingCanvas" xmlns:wpg="http://schemas.microsoft.com/office/word/2010/wordprocessingGroup" xmlns:wpi="http://schemas.microsoft.com/office/word/2010/wordprocessingInk" xmlns:wps="http://schemas.microsoft.com/office/word/2010/wordprocessingShape" mc:Ignorable="w14 wp14">
+  <w:p>
+    <w:pPr>
+      <w:pStyle w:val="Footer"/>
+    </w:pPr>
+  </w:p>
+</w:ftr>
+</file>
+
+<file path=word/header1.xml><?xml version="1.0" encoding="utf-8"?>
+<w:hdr xmlns:m="http://schemas.openxmlformats.org/officeDocument/2006/math" xmlns:mc="http://schemas.openxmlformats.org/markup-compatibility/2006" xmlns:mo="http://schemas.microsoft.com/office/mac/office/2008/main" xmlns:mv="urn:schemas-microsoft-com:mac:vml" xmlns:o="urn:schemas-microsoft-com:office:office" xmlns:r="http://schemas.openxmlformats.org/officeDocument/2006/relationships" xmlns:v="urn:schemas-microsoft-com:vml" xmlns:w10="urn:schemas-microsoft-com:office:word" xmlns:w14="http://schemas.microsoft.com/office/word/2010/wordml" xmlns:w="http://schemas.openxmlformats.org/wordprocessingml/2006/main" xmlns:wne="http://schemas.microsoft.com/office/word/2006/wordml" xmlns:wp14="http://schemas.microsoft.com/office/word/2010/wordprocessingDrawing" xmlns:wp="http://schemas.openxmlformats.org/drawingml/2006/wordprocessingDrawing" xmlns:wpc="http://schemas.microsoft.com/office/word/2010/wordprocessingCanvas" xmlns:wpg="http://schemas.microsoft.com/office/word/2010/wordprocessingGroup" xmlns:wpi="http://schemas.microsoft.com/office/word/2010/wordprocessingInk" xmlns:wps="http://schemas.microsoft.com/office/word/2010/wordprocessingShape" mc:Ignorable="w14 wp14">
+  <w:p>
+    <w:pPr>
+      <w:pStyle w:val="Header"/>
+    </w:pPr>
+  </w:p>
+</w:hdr>
 </file>
 
 <file path=word/numbering.xml><?xml version="1.0" encoding="utf-8"?>
